--- a/4/turing/lab3/lab.docx
+++ b/4/turing/lab3/lab.docx
@@ -6,6 +6,8 @@
       <w:pPr>
         <w:pStyle w:val="1"/>
       </w:pPr>
+      <w:bookmarkStart w:id="0" w:name="_Hlk211086300"/>
+      <w:bookmarkEnd w:id="0"/>
       <w:r>
         <w:t>Цель работы</w:t>
       </w:r>
@@ -42,15 +44,24 @@
         <w:pStyle w:val="a2"/>
       </w:pPr>
       <w:r>
+        <w:t>В работе требуется построить минимальный детерминированный конечный автомат по полученному в ЛР 2</w:t>
+      </w:r>
+      <w:r>
+        <w:t>: с</w:t>
+      </w:r>
+      <w:r>
+        <w:t>троки в алфавите {0, 1}, которые содержат подстроки 00 и 11. Например: 0011, 01100111.</w:t>
+      </w:r>
+      <w:r>
+        <w:t xml:space="preserve"> </w:t>
+      </w:r>
+      <w:r>
         <w:t>Выполнение работы состоит из двух частей: минимизации автомата и тестирования минимального автомата в пакете JFLAP.</w:t>
       </w:r>
     </w:p>
     <w:p>
       <w:pPr>
         <w:pStyle w:val="a2"/>
-        <w:rPr>
-          <w:lang w:val="en-US"/>
-        </w:rPr>
       </w:pPr>
     </w:p>
     <w:p>
@@ -850,20 +861,18 @@
     <w:p>
       <w:pPr>
         <w:pStyle w:val="a2"/>
+        <w:keepNext/>
         <w:ind w:firstLine="0"/>
         <w:jc w:val="center"/>
-        <w:rPr>
-          <w:lang w:val="en-US"/>
-        </w:rPr>
       </w:pPr>
       <w:r>
         <w:rPr>
           <w:noProof/>
         </w:rPr>
         <w:drawing>
-          <wp:inline distT="0" distB="0" distL="0" distR="0" wp14:anchorId="3AF41C10" wp14:editId="2FF4302B">
-            <wp:extent cx="6175359" cy="4193177"/>
-            <wp:effectExtent l="0" t="0" r="0" b="0"/>
+          <wp:inline distT="0" distB="0" distL="0" distR="0" wp14:anchorId="3AF41C10" wp14:editId="449DAFDD">
+            <wp:extent cx="5405845" cy="3670663"/>
+            <wp:effectExtent l="0" t="0" r="4445" b="6350"/>
             <wp:docPr id="2" name="Рисунок 2"/>
             <wp:cNvGraphicFramePr>
               <a:graphicFrameLocks xmlns:a="http://schemas.openxmlformats.org/drawingml/2006/main" noChangeAspect="1"/>
@@ -884,7 +893,7 @@
                   <pic:spPr>
                     <a:xfrm>
                       <a:off x="0" y="0"/>
-                      <a:ext cx="6194709" cy="4206316"/>
+                      <a:ext cx="5463432" cy="3709766"/>
                     </a:xfrm>
                     <a:prstGeom prst="rect">
                       <a:avLst/>
@@ -899,26 +908,38 @@
     </w:p>
     <w:p>
       <w:pPr>
-        <w:pStyle w:val="a2"/>
-        <w:jc w:val="center"/>
-        <w:rPr>
-          <w:lang w:val="en-US"/>
-        </w:rPr>
-      </w:pPr>
-      <w:r>
-        <w:t xml:space="preserve">Рис.1. Граф логической функции </w:t>
+        <w:pStyle w:val="ab"/>
+      </w:pPr>
+      <w:r>
+        <w:t xml:space="preserve">Рисунок </w:t>
+      </w:r>
+      <w:r>
+        <w:fldChar w:fldCharType="begin"/>
+      </w:r>
+      <w:r>
+        <w:instrText xml:space="preserve"> SEQ Рисунок \* ARABIC </w:instrText>
+      </w:r>
+      <w:r>
+        <w:fldChar w:fldCharType="separate"/>
+      </w:r>
+      <w:r>
+        <w:rPr>
+          <w:noProof/>
+        </w:rPr>
+        <w:t>1</w:t>
+      </w:r>
+      <w:r>
+        <w:fldChar w:fldCharType="end"/>
+      </w:r>
+      <w:r>
+        <w:t xml:space="preserve"> – </w:t>
+      </w:r>
+      <w:r>
+        <w:t xml:space="preserve">Граф логической функции </w:t>
       </w:r>
       <w:r>
         <w:t>КА</w:t>
       </w:r>
-    </w:p>
-    <w:p>
-      <w:pPr>
-        <w:pStyle w:val="a2"/>
-        <w:rPr>
-          <w:lang w:val="en-US"/>
-        </w:rPr>
-      </w:pPr>
     </w:p>
     <w:p>
       <w:pPr>
@@ -1024,9 +1045,18 @@
     <w:p>
       <w:pPr>
         <w:pStyle w:val="a2"/>
-      </w:pPr>
-      <w:r>
-        <w:t xml:space="preserve">Шаг 2: </w:t>
+        <w:rPr>
+          <w:lang w:val="en-US"/>
+        </w:rPr>
+      </w:pPr>
+      <w:r>
+        <w:t>Шаг</w:t>
+      </w:r>
+      <w:r>
+        <w:rPr>
+          <w:lang w:val="en-US"/>
+        </w:rPr>
+        <w:t xml:space="preserve"> 2: </w:t>
       </w:r>
       <w:r>
         <w:rPr>
@@ -1035,7 +1065,13 @@
         <w:t>R</w:t>
       </w:r>
       <w:r>
-        <w:t xml:space="preserve"> изменилось</w:t>
+        <w:rPr>
+          <w:lang w:val="en-US"/>
+        </w:rPr>
+        <w:t xml:space="preserve"> </w:t>
+      </w:r>
+      <w:r>
+        <w:t>изменилось</w:t>
       </w:r>
     </w:p>
     <w:p>
@@ -1082,13 +1118,380 @@
         <w:rPr>
           <w:lang w:val="en-US"/>
         </w:rPr>
-        <w:t>a0, a1, a3</w:t>
-      </w:r>
-      <w:r>
-        <w:rPr>
-          <w:lang w:val="en-US"/>
-        </w:rPr>
-        <w:t>, a2, a4</w:t>
+        <w:t>a0, a1, a3, a2, a4}</w:t>
+      </w:r>
+    </w:p>
+    <w:p>
+      <w:pPr>
+        <w:pStyle w:val="a2"/>
+        <w:rPr>
+          <w:lang w:val="en-US"/>
+        </w:rPr>
+      </w:pPr>
+      <w:r>
+        <w:t>Шаг</w:t>
+      </w:r>
+      <w:r>
+        <w:rPr>
+          <w:lang w:val="en-US"/>
+        </w:rPr>
+        <w:t xml:space="preserve"> </w:t>
+      </w:r>
+      <w:r>
+        <w:rPr>
+          <w:lang w:val="en-US"/>
+        </w:rPr>
+        <w:t>2</w:t>
+      </w:r>
+      <w:r>
+        <w:rPr>
+          <w:lang w:val="en-US"/>
+        </w:rPr>
+        <w:t xml:space="preserve">: R </w:t>
+      </w:r>
+      <w:r>
+        <w:t>изменилось</w:t>
+      </w:r>
+    </w:p>
+    <w:p>
+      <w:pPr>
+        <w:pStyle w:val="a2"/>
+        <w:rPr>
+          <w:lang w:val="en-US"/>
+        </w:rPr>
+      </w:pPr>
+      <w:r>
+        <w:t>Шаг</w:t>
+      </w:r>
+      <w:r>
+        <w:rPr>
+          <w:lang w:val="en-US"/>
+        </w:rPr>
+        <w:t xml:space="preserve"> </w:t>
+      </w:r>
+      <w:r>
+        <w:rPr>
+          <w:lang w:val="en-US"/>
+        </w:rPr>
+        <w:t>1</w:t>
+      </w:r>
+      <w:r>
+        <w:rPr>
+          <w:lang w:val="en-US"/>
+        </w:rPr>
+        <w:t xml:space="preserve">: </w:t>
+      </w:r>
+      <w:r>
+        <w:rPr>
+          <w:lang w:val="en-US"/>
+        </w:rPr>
+        <w:t>R</w:t>
+      </w:r>
+      <w:r>
+        <w:rPr>
+          <w:lang w:val="en-US"/>
+        </w:rPr>
+        <w:t xml:space="preserve"> = {</w:t>
+      </w:r>
+      <w:r>
+        <w:rPr>
+          <w:lang w:val="en-US"/>
+        </w:rPr>
+        <w:t>a0, a1, a3, a2, a4, a5,</w:t>
+      </w:r>
+      <w:r>
+        <w:rPr>
+          <w:lang w:val="en-US"/>
+        </w:rPr>
+        <w:t xml:space="preserve"> </w:t>
+      </w:r>
+      <w:r>
+        <w:rPr>
+          <w:lang w:val="en-US"/>
+        </w:rPr>
+        <w:t>a7}</w:t>
+      </w:r>
+    </w:p>
+    <w:p>
+      <w:pPr>
+        <w:pStyle w:val="a2"/>
+        <w:rPr>
+          <w:lang w:val="en-US"/>
+        </w:rPr>
+      </w:pPr>
+      <w:r>
+        <w:t>Шаг</w:t>
+      </w:r>
+      <w:r>
+        <w:rPr>
+          <w:lang w:val="en-US"/>
+        </w:rPr>
+        <w:t xml:space="preserve"> </w:t>
+      </w:r>
+      <w:r>
+        <w:rPr>
+          <w:lang w:val="en-US"/>
+        </w:rPr>
+        <w:t>2</w:t>
+      </w:r>
+      <w:r>
+        <w:rPr>
+          <w:lang w:val="en-US"/>
+        </w:rPr>
+        <w:t xml:space="preserve">: R </w:t>
+      </w:r>
+      <w:r>
+        <w:t>изменилось</w:t>
+      </w:r>
+    </w:p>
+    <w:p>
+      <w:pPr>
+        <w:pStyle w:val="a2"/>
+        <w:rPr>
+          <w:lang w:val="en-US"/>
+        </w:rPr>
+      </w:pPr>
+      <w:r>
+        <w:t>Шаг</w:t>
+      </w:r>
+      <w:r>
+        <w:rPr>
+          <w:lang w:val="en-US"/>
+        </w:rPr>
+        <w:t xml:space="preserve"> </w:t>
+      </w:r>
+      <w:r>
+        <w:rPr>
+          <w:lang w:val="en-US"/>
+        </w:rPr>
+        <w:t>1</w:t>
+      </w:r>
+      <w:r>
+        <w:rPr>
+          <w:lang w:val="en-US"/>
+        </w:rPr>
+        <w:t xml:space="preserve">: </w:t>
+      </w:r>
+      <w:r>
+        <w:rPr>
+          <w:lang w:val="en-US"/>
+        </w:rPr>
+        <w:t>R</w:t>
+      </w:r>
+      <w:r>
+        <w:rPr>
+          <w:lang w:val="en-US"/>
+        </w:rPr>
+        <w:t xml:space="preserve"> = {</w:t>
+      </w:r>
+      <w:r>
+        <w:rPr>
+          <w:lang w:val="en-US"/>
+        </w:rPr>
+        <w:t>a0, a1, a3, a2, a4, a5,</w:t>
+      </w:r>
+      <w:r>
+        <w:rPr>
+          <w:lang w:val="en-US"/>
+        </w:rPr>
+        <w:t xml:space="preserve"> </w:t>
+      </w:r>
+      <w:r>
+        <w:rPr>
+          <w:lang w:val="en-US"/>
+        </w:rPr>
+        <w:t>a7, a8}</w:t>
+      </w:r>
+    </w:p>
+    <w:p>
+      <w:pPr>
+        <w:pStyle w:val="a2"/>
+        <w:rPr>
+          <w:lang w:val="en-US"/>
+        </w:rPr>
+      </w:pPr>
+      <w:r>
+        <w:t>Шаг</w:t>
+      </w:r>
+      <w:r>
+        <w:rPr>
+          <w:lang w:val="en-US"/>
+        </w:rPr>
+        <w:t xml:space="preserve"> </w:t>
+      </w:r>
+      <w:r>
+        <w:rPr>
+          <w:lang w:val="en-US"/>
+        </w:rPr>
+        <w:t>2</w:t>
+      </w:r>
+      <w:r>
+        <w:rPr>
+          <w:lang w:val="en-US"/>
+        </w:rPr>
+        <w:t xml:space="preserve">: R </w:t>
+      </w:r>
+      <w:r>
+        <w:t>изменилось</w:t>
+      </w:r>
+    </w:p>
+    <w:p>
+      <w:pPr>
+        <w:pStyle w:val="a2"/>
+        <w:rPr>
+          <w:lang w:val="en-US"/>
+        </w:rPr>
+      </w:pPr>
+      <w:r>
+        <w:t>Шаг</w:t>
+      </w:r>
+      <w:r>
+        <w:rPr>
+          <w:lang w:val="en-US"/>
+        </w:rPr>
+        <w:t xml:space="preserve"> </w:t>
+      </w:r>
+      <w:r>
+        <w:rPr>
+          <w:lang w:val="en-US"/>
+        </w:rPr>
+        <w:t>1</w:t>
+      </w:r>
+      <w:r>
+        <w:rPr>
+          <w:lang w:val="en-US"/>
+        </w:rPr>
+        <w:t xml:space="preserve">: </w:t>
+      </w:r>
+      <w:r>
+        <w:rPr>
+          <w:lang w:val="en-US"/>
+        </w:rPr>
+        <w:t>R</w:t>
+      </w:r>
+      <w:r>
+        <w:rPr>
+          <w:lang w:val="en-US"/>
+        </w:rPr>
+        <w:t xml:space="preserve"> = {</w:t>
+      </w:r>
+      <w:r>
+        <w:rPr>
+          <w:lang w:val="en-US"/>
+        </w:rPr>
+        <w:t>a0, a1, a3, a2, a4, a5,</w:t>
+      </w:r>
+      <w:r>
+        <w:rPr>
+          <w:lang w:val="en-US"/>
+        </w:rPr>
+        <w:t xml:space="preserve"> </w:t>
+      </w:r>
+      <w:r>
+        <w:rPr>
+          <w:lang w:val="en-US"/>
+        </w:rPr>
+        <w:t>a7, a8}</w:t>
+      </w:r>
+    </w:p>
+    <w:p>
+      <w:pPr>
+        <w:pStyle w:val="a2"/>
+      </w:pPr>
+      <w:r>
+        <w:t xml:space="preserve">Шаг </w:t>
+      </w:r>
+      <w:r>
+        <w:t>2</w:t>
+      </w:r>
+      <w:r>
+        <w:t xml:space="preserve">: </w:t>
+      </w:r>
+      <w:r>
+        <w:rPr>
+          <w:lang w:val="en-US"/>
+        </w:rPr>
+        <w:t>R</w:t>
+      </w:r>
+      <w:r>
+        <w:t xml:space="preserve"> </w:t>
+      </w:r>
+      <w:r>
+        <w:t xml:space="preserve">не </w:t>
+      </w:r>
+      <w:r>
+        <w:t>изменилось</w:t>
+      </w:r>
+    </w:p>
+    <w:p>
+      <w:pPr>
+        <w:pStyle w:val="a2"/>
+      </w:pPr>
+    </w:p>
+    <w:p>
+      <w:pPr>
+        <w:pStyle w:val="a2"/>
+      </w:pPr>
+      <w:r>
+        <w:t>Таким образом все состояния оказались достижимыми и удалить никакое из них нельзя</w:t>
+      </w:r>
+    </w:p>
+    <w:p>
+      <w:pPr>
+        <w:pStyle w:val="a2"/>
+      </w:pPr>
+    </w:p>
+    <w:p>
+      <w:pPr>
+        <w:pStyle w:val="1"/>
+      </w:pPr>
+      <w:r>
+        <w:t>Удаление тупиковых состояний автомата</w:t>
+      </w:r>
+    </w:p>
+    <w:p>
+      <w:pPr>
+        <w:pStyle w:val="a2"/>
+      </w:pPr>
+      <w:r>
+        <w:t>Тупиковым называется такое состояние автомата, из которого автомат не может перейти в финальное состояния ни при одной последовательности входных символов.</w:t>
+      </w:r>
+    </w:p>
+    <w:p>
+      <w:pPr>
+        <w:pStyle w:val="a2"/>
+      </w:pPr>
+      <w:r>
+        <w:t>Составление множества начиная с финальных состояний:</w:t>
+      </w:r>
+    </w:p>
+    <w:p>
+      <w:pPr>
+        <w:pStyle w:val="a2"/>
+        <w:rPr>
+          <w:lang w:val="en-US"/>
+        </w:rPr>
+      </w:pPr>
+      <w:r>
+        <w:t>Шаг</w:t>
+      </w:r>
+      <w:r>
+        <w:rPr>
+          <w:lang w:val="en-US"/>
+        </w:rPr>
+        <w:t xml:space="preserve"> 0: </w:t>
+      </w:r>
+      <w:r>
+        <w:rPr>
+          <w:lang w:val="en-US"/>
+        </w:rPr>
+        <w:t>N = {</w:t>
+      </w:r>
+      <w:r>
+        <w:rPr>
+          <w:lang w:val="en-US"/>
+        </w:rPr>
+        <w:t>a6</w:t>
       </w:r>
       <w:r>
         <w:rPr>
@@ -1117,13 +1520,60 @@
         <w:rPr>
           <w:lang w:val="en-US"/>
         </w:rPr>
-        <w:t>2</w:t>
-      </w:r>
-      <w:r>
-        <w:rPr>
-          <w:lang w:val="en-US"/>
-        </w:rPr>
-        <w:t xml:space="preserve">: R </w:t>
+        <w:t>1</w:t>
+      </w:r>
+      <w:r>
+        <w:rPr>
+          <w:lang w:val="en-US"/>
+        </w:rPr>
+        <w:t xml:space="preserve">: </w:t>
+      </w:r>
+      <w:r>
+        <w:rPr>
+          <w:lang w:val="en-US"/>
+        </w:rPr>
+        <w:t>N = {</w:t>
+      </w:r>
+      <w:r>
+        <w:rPr>
+          <w:lang w:val="en-US"/>
+        </w:rPr>
+        <w:t>a6, a5, a7</w:t>
+      </w:r>
+      <w:r>
+        <w:rPr>
+          <w:lang w:val="en-US"/>
+        </w:rPr>
+        <w:t>}</w:t>
+      </w:r>
+    </w:p>
+    <w:p>
+      <w:pPr>
+        <w:pStyle w:val="a2"/>
+        <w:rPr>
+          <w:lang w:val="en-US"/>
+        </w:rPr>
+      </w:pPr>
+      <w:r>
+        <w:t>Шаг</w:t>
+      </w:r>
+      <w:r>
+        <w:rPr>
+          <w:lang w:val="en-US"/>
+        </w:rPr>
+        <w:t xml:space="preserve"> 2: </w:t>
+      </w:r>
+      <w:r>
+        <w:rPr>
+          <w:lang w:val="en-US"/>
+        </w:rPr>
+        <w:t>N</w:t>
+      </w:r>
+      <w:r>
+        <w:rPr>
+          <w:lang w:val="en-US"/>
+        </w:rPr>
+        <w:t xml:space="preserve"> </w:t>
       </w:r>
       <w:r>
         <w:t>изменилось</w:t>
@@ -1135,486 +1585,15 @@
         <w:rPr>
           <w:lang w:val="en-US"/>
         </w:rPr>
-      </w:pPr>
-      <w:r>
-        <w:t>Шаг</w:t>
-      </w:r>
-      <w:r>
-        <w:rPr>
-          <w:lang w:val="en-US"/>
-        </w:rPr>
-        <w:t xml:space="preserve"> </w:t>
-      </w:r>
-      <w:r>
-        <w:rPr>
-          <w:lang w:val="en-US"/>
-        </w:rPr>
-        <w:t>1</w:t>
-      </w:r>
-      <w:r>
-        <w:rPr>
-          <w:lang w:val="en-US"/>
-        </w:rPr>
-        <w:t xml:space="preserve">: </w:t>
-      </w:r>
-      <w:r>
-        <w:rPr>
-          <w:lang w:val="en-US"/>
-        </w:rPr>
-        <w:t>R</w:t>
-      </w:r>
-      <w:r>
-        <w:rPr>
-          <w:lang w:val="en-US"/>
-        </w:rPr>
-        <w:t xml:space="preserve"> = {</w:t>
-      </w:r>
-      <w:r>
-        <w:rPr>
-          <w:lang w:val="en-US"/>
-        </w:rPr>
-        <w:t>a0, a1, a3, a2, a4</w:t>
-      </w:r>
-      <w:r>
-        <w:rPr>
-          <w:lang w:val="en-US"/>
-        </w:rPr>
-        <w:t>, a5,</w:t>
-      </w:r>
-      <w:r>
-        <w:rPr>
-          <w:lang w:val="en-US"/>
-        </w:rPr>
-        <w:t xml:space="preserve"> </w:t>
-      </w:r>
-      <w:r>
-        <w:rPr>
-          <w:lang w:val="en-US"/>
-        </w:rPr>
-        <w:t>a7</w:t>
-      </w:r>
-      <w:r>
-        <w:rPr>
-          <w:lang w:val="en-US"/>
-        </w:rPr>
-        <w:t>}</w:t>
-      </w:r>
-    </w:p>
-    <w:p>
-      <w:pPr>
-        <w:pStyle w:val="a2"/>
-        <w:rPr>
-          <w:lang w:val="en-US"/>
-        </w:rPr>
-      </w:pPr>
-      <w:r>
-        <w:t>Шаг</w:t>
-      </w:r>
-      <w:r>
-        <w:rPr>
-          <w:lang w:val="en-US"/>
-        </w:rPr>
-        <w:t xml:space="preserve"> </w:t>
-      </w:r>
-      <w:r>
-        <w:rPr>
-          <w:lang w:val="en-US"/>
-        </w:rPr>
-        <w:t>2</w:t>
-      </w:r>
-      <w:r>
-        <w:rPr>
-          <w:lang w:val="en-US"/>
-        </w:rPr>
-        <w:t xml:space="preserve">: R </w:t>
-      </w:r>
-      <w:r>
-        <w:t>изменилось</w:t>
-      </w:r>
-    </w:p>
-    <w:p>
-      <w:pPr>
-        <w:pStyle w:val="a2"/>
-        <w:rPr>
-          <w:lang w:val="en-US"/>
-        </w:rPr>
-      </w:pPr>
-      <w:r>
-        <w:t>Шаг</w:t>
-      </w:r>
-      <w:r>
-        <w:rPr>
-          <w:lang w:val="en-US"/>
-        </w:rPr>
-        <w:t xml:space="preserve"> </w:t>
-      </w:r>
-      <w:r>
-        <w:rPr>
-          <w:lang w:val="en-US"/>
-        </w:rPr>
-        <w:t>1</w:t>
-      </w:r>
-      <w:r>
-        <w:rPr>
-          <w:lang w:val="en-US"/>
-        </w:rPr>
-        <w:t xml:space="preserve">: </w:t>
-      </w:r>
-      <w:r>
-        <w:rPr>
-          <w:lang w:val="en-US"/>
-        </w:rPr>
-        <w:t>R</w:t>
-      </w:r>
-      <w:r>
-        <w:rPr>
-          <w:lang w:val="en-US"/>
-        </w:rPr>
-        <w:t xml:space="preserve"> = {</w:t>
-      </w:r>
-      <w:r>
-        <w:rPr>
-          <w:lang w:val="en-US"/>
-        </w:rPr>
-        <w:t>a0, a1, a3, a2, a4, a5,</w:t>
-      </w:r>
-      <w:r>
-        <w:rPr>
-          <w:lang w:val="en-US"/>
-        </w:rPr>
-        <w:t xml:space="preserve"> </w:t>
-      </w:r>
-      <w:r>
-        <w:rPr>
-          <w:lang w:val="en-US"/>
-        </w:rPr>
-        <w:t>a7</w:t>
-      </w:r>
-      <w:r>
-        <w:rPr>
-          <w:lang w:val="en-US"/>
-        </w:rPr>
-        <w:t>, a8</w:t>
-      </w:r>
-      <w:r>
-        <w:rPr>
-          <w:lang w:val="en-US"/>
-        </w:rPr>
-        <w:t>}</w:t>
-      </w:r>
-    </w:p>
-    <w:p>
-      <w:pPr>
-        <w:pStyle w:val="a2"/>
-        <w:rPr>
-          <w:lang w:val="en-US"/>
-        </w:rPr>
-      </w:pPr>
-      <w:r>
-        <w:t>Шаг</w:t>
-      </w:r>
-      <w:r>
-        <w:rPr>
-          <w:lang w:val="en-US"/>
-        </w:rPr>
-        <w:t xml:space="preserve"> </w:t>
-      </w:r>
-      <w:r>
-        <w:rPr>
-          <w:lang w:val="en-US"/>
-        </w:rPr>
-        <w:t>2</w:t>
-      </w:r>
-      <w:r>
-        <w:rPr>
-          <w:lang w:val="en-US"/>
-        </w:rPr>
-        <w:t xml:space="preserve">: R </w:t>
-      </w:r>
-      <w:r>
-        <w:t>изменилось</w:t>
-      </w:r>
-    </w:p>
-    <w:p>
-      <w:pPr>
-        <w:pStyle w:val="a2"/>
-        <w:rPr>
-          <w:lang w:val="en-US"/>
-        </w:rPr>
-      </w:pPr>
-      <w:r>
-        <w:t>Шаг</w:t>
-      </w:r>
-      <w:r>
-        <w:rPr>
-          <w:lang w:val="en-US"/>
-        </w:rPr>
-        <w:t xml:space="preserve"> </w:t>
-      </w:r>
-      <w:r>
-        <w:rPr>
-          <w:lang w:val="en-US"/>
-        </w:rPr>
-        <w:t>1</w:t>
-      </w:r>
-      <w:r>
-        <w:rPr>
-          <w:lang w:val="en-US"/>
-        </w:rPr>
-        <w:t xml:space="preserve">: </w:t>
-      </w:r>
-      <w:r>
-        <w:rPr>
-          <w:lang w:val="en-US"/>
-        </w:rPr>
-        <w:t>R</w:t>
-      </w:r>
-      <w:r>
-        <w:rPr>
-          <w:lang w:val="en-US"/>
-        </w:rPr>
-        <w:t xml:space="preserve"> = {</w:t>
-      </w:r>
-      <w:r>
-        <w:rPr>
-          <w:lang w:val="en-US"/>
-        </w:rPr>
-        <w:t>a0, a1, a3, a2, a4, a5,</w:t>
-      </w:r>
-      <w:r>
-        <w:rPr>
-          <w:lang w:val="en-US"/>
-        </w:rPr>
-        <w:t xml:space="preserve"> </w:t>
-      </w:r>
-      <w:r>
-        <w:rPr>
-          <w:lang w:val="en-US"/>
-        </w:rPr>
-        <w:t>a7, a8}</w:t>
-      </w:r>
-    </w:p>
-    <w:p>
-      <w:pPr>
-        <w:pStyle w:val="a2"/>
-      </w:pPr>
-      <w:r>
-        <w:t xml:space="preserve">Шаг </w:t>
-      </w:r>
-      <w:r>
-        <w:rPr>
-          <w:lang w:val="en-US"/>
-        </w:rPr>
-        <w:t>2</w:t>
-      </w:r>
-      <w:r>
-        <w:t xml:space="preserve">: </w:t>
-      </w:r>
-      <w:r>
-        <w:rPr>
-          <w:lang w:val="en-US"/>
-        </w:rPr>
-        <w:t>R</w:t>
-      </w:r>
-      <w:r>
-        <w:t xml:space="preserve"> </w:t>
-      </w:r>
-      <w:r>
-        <w:t xml:space="preserve">не </w:t>
-      </w:r>
-      <w:r>
-        <w:t>изменилось</w:t>
-      </w:r>
-    </w:p>
-    <w:p>
-      <w:pPr>
-        <w:pStyle w:val="a2"/>
-      </w:pPr>
-    </w:p>
-    <w:p>
-      <w:pPr>
-        <w:pStyle w:val="a2"/>
-        <w:rPr>
-          <w:lang w:val="en-US"/>
-        </w:rPr>
-      </w:pPr>
-      <w:r>
-        <w:t>Таким образом все состояния оказались достижимыми и удалить никакое из них нельзя</w:t>
-      </w:r>
-    </w:p>
-    <w:p>
-      <w:pPr>
-        <w:pStyle w:val="a2"/>
-        <w:rPr>
-          <w:lang w:val="en-US"/>
-        </w:rPr>
-      </w:pPr>
-    </w:p>
-    <w:p>
-      <w:pPr>
-        <w:pStyle w:val="1"/>
-      </w:pPr>
-      <w:r>
-        <w:t>Удаление тупиковых состояний автомата</w:t>
-      </w:r>
-    </w:p>
-    <w:p>
-      <w:pPr>
-        <w:pStyle w:val="a2"/>
-      </w:pPr>
-      <w:r>
-        <w:t>Тупиковым называется такое состояние автомата, из которого автомат не может перейти в финальное состояния ни при одной последовательности входных символов.</w:t>
-      </w:r>
-    </w:p>
-    <w:p>
-      <w:pPr>
-        <w:pStyle w:val="a2"/>
-      </w:pPr>
-      <w:r>
-        <w:t>Составление множества</w:t>
-      </w:r>
-      <w:r>
-        <w:t xml:space="preserve"> начиная с финальных с</w:t>
-      </w:r>
-      <w:r>
-        <w:t>остояний:</w:t>
-      </w:r>
-    </w:p>
-    <w:p>
-      <w:pPr>
-        <w:pStyle w:val="a2"/>
-        <w:rPr>
-          <w:lang w:val="en-US"/>
-        </w:rPr>
-      </w:pPr>
-      <w:r>
-        <w:t>Шаг</w:t>
-      </w:r>
-      <w:r>
-        <w:rPr>
-          <w:lang w:val="en-US"/>
-        </w:rPr>
-        <w:t xml:space="preserve"> 0: </w:t>
-      </w:r>
-      <w:r>
-        <w:rPr>
-          <w:lang w:val="en-US"/>
-        </w:rPr>
-        <w:t>N</w:t>
-      </w:r>
-      <w:r>
-        <w:rPr>
-          <w:lang w:val="en-US"/>
-        </w:rPr>
-        <w:t xml:space="preserve"> = {</w:t>
-      </w:r>
-      <w:r>
-        <w:rPr>
-          <w:lang w:val="en-US"/>
-        </w:rPr>
-        <w:t>a6</w:t>
-      </w:r>
-      <w:r>
-        <w:rPr>
-          <w:lang w:val="en-US"/>
-        </w:rPr>
-        <w:t>}</w:t>
-      </w:r>
-    </w:p>
-    <w:p>
-      <w:pPr>
-        <w:pStyle w:val="a2"/>
-        <w:rPr>
-          <w:lang w:val="en-US"/>
-        </w:rPr>
-      </w:pPr>
-      <w:r>
-        <w:t>Шаг</w:t>
-      </w:r>
-      <w:r>
-        <w:rPr>
-          <w:lang w:val="en-US"/>
-        </w:rPr>
-        <w:t xml:space="preserve"> </w:t>
-      </w:r>
-      <w:r>
-        <w:rPr>
-          <w:lang w:val="en-US"/>
-        </w:rPr>
-        <w:t>1</w:t>
-      </w:r>
-      <w:r>
-        <w:rPr>
-          <w:lang w:val="en-US"/>
-        </w:rPr>
-        <w:t xml:space="preserve">: </w:t>
-      </w:r>
-      <w:r>
-        <w:rPr>
-          <w:lang w:val="en-US"/>
-        </w:rPr>
-        <w:t>N</w:t>
-      </w:r>
-      <w:r>
-        <w:rPr>
-          <w:lang w:val="en-US"/>
-        </w:rPr>
-        <w:t xml:space="preserve"> = {</w:t>
-      </w:r>
-      <w:r>
-        <w:rPr>
-          <w:lang w:val="en-US"/>
-        </w:rPr>
-        <w:t>a6, a5, a7</w:t>
-      </w:r>
-      <w:r>
-        <w:rPr>
-          <w:lang w:val="en-US"/>
-        </w:rPr>
-        <w:t>}</w:t>
-      </w:r>
-    </w:p>
-    <w:p>
-      <w:pPr>
-        <w:pStyle w:val="a2"/>
-        <w:rPr>
-          <w:lang w:val="en-US"/>
-        </w:rPr>
-      </w:pPr>
-      <w:r>
-        <w:t>Шаг</w:t>
-      </w:r>
-      <w:r>
-        <w:rPr>
-          <w:lang w:val="en-US"/>
-        </w:rPr>
-        <w:t xml:space="preserve"> 2: </w:t>
-      </w:r>
-      <w:r>
-        <w:rPr>
-          <w:lang w:val="en-US"/>
-        </w:rPr>
-        <w:t>N</w:t>
-      </w:r>
-      <w:r>
-        <w:rPr>
-          <w:lang w:val="en-US"/>
-        </w:rPr>
-        <w:t xml:space="preserve"> </w:t>
-      </w:r>
-      <w:r>
-        <w:t>изменилось</w:t>
-      </w:r>
-    </w:p>
-    <w:p>
-      <w:pPr>
-        <w:pStyle w:val="a2"/>
       </w:pPr>
       <w:r>
         <w:lastRenderedPageBreak/>
         <w:t>Шаг</w:t>
       </w:r>
       <w:r>
+        <w:rPr>
+          <w:lang w:val="en-US"/>
+        </w:rPr>
         <w:t xml:space="preserve"> 1: </w:t>
       </w:r>
       <w:r>
@@ -1624,9 +1603,15 @@
         <w:t>N</w:t>
       </w:r>
       <w:r>
+        <w:rPr>
+          <w:lang w:val="en-US"/>
+        </w:rPr>
         <w:t xml:space="preserve"> </w:t>
       </w:r>
       <w:r>
+        <w:rPr>
+          <w:lang w:val="en-US"/>
+        </w:rPr>
         <w:t>= {</w:t>
       </w:r>
       <w:r>
@@ -1636,6 +1621,9 @@
         <w:t>a</w:t>
       </w:r>
       <w:r>
+        <w:rPr>
+          <w:lang w:val="en-US"/>
+        </w:rPr>
         <w:t xml:space="preserve">6, </w:t>
       </w:r>
       <w:r>
@@ -1645,6 +1633,9 @@
         <w:t>a</w:t>
       </w:r>
       <w:r>
+        <w:rPr>
+          <w:lang w:val="en-US"/>
+        </w:rPr>
         <w:t xml:space="preserve">5, </w:t>
       </w:r>
       <w:r>
@@ -1654,6 +1645,9 @@
         <w:t>a</w:t>
       </w:r>
       <w:r>
+        <w:rPr>
+          <w:lang w:val="en-US"/>
+        </w:rPr>
         <w:t>7</w:t>
       </w:r>
       <w:r>
@@ -1663,17 +1657,26 @@
         <w:t>, a2, a4</w:t>
       </w:r>
       <w:r>
+        <w:rPr>
+          <w:lang w:val="en-US"/>
+        </w:rPr>
         <w:t>}</w:t>
       </w:r>
     </w:p>
     <w:p>
       <w:pPr>
         <w:pStyle w:val="a2"/>
+        <w:rPr>
+          <w:lang w:val="en-US"/>
+        </w:rPr>
       </w:pPr>
       <w:r>
         <w:t>Шаг</w:t>
       </w:r>
       <w:r>
+        <w:rPr>
+          <w:lang w:val="en-US"/>
+        </w:rPr>
         <w:t xml:space="preserve"> 2: </w:t>
       </w:r>
       <w:r>
@@ -1683,6 +1686,9 @@
         <w:t>N</w:t>
       </w:r>
       <w:r>
+        <w:rPr>
+          <w:lang w:val="en-US"/>
+        </w:rPr>
         <w:t xml:space="preserve"> </w:t>
       </w:r>
       <w:r>
@@ -1757,13 +1763,7 @@
         <w:rPr>
           <w:lang w:val="en-US"/>
         </w:rPr>
-        <w:t>, a2, a4</w:t>
-      </w:r>
-      <w:r>
-        <w:rPr>
-          <w:lang w:val="en-US"/>
-        </w:rPr>
-        <w:t>, a1, a3</w:t>
+        <w:t>, a2, a4, a1, a3</w:t>
       </w:r>
       <w:r>
         <w:rPr>
@@ -1872,13 +1872,7 @@
         <w:rPr>
           <w:lang w:val="en-US"/>
         </w:rPr>
-        <w:t>, a2, a4, a1, a3</w:t>
-      </w:r>
-      <w:r>
-        <w:rPr>
-          <w:lang w:val="en-US"/>
-        </w:rPr>
-        <w:t>, a0</w:t>
+        <w:t>, a2, a4, a1, a3, a0</w:t>
       </w:r>
       <w:r>
         <w:rPr>
@@ -2011,9 +2005,6 @@
     <w:p>
       <w:pPr>
         <w:pStyle w:val="a2"/>
-        <w:rPr>
-          <w:lang w:val="en-US"/>
-        </w:rPr>
       </w:pPr>
       <w:r>
         <w:t xml:space="preserve">Шаг </w:t>
@@ -2043,9 +2034,6 @@
     <w:p>
       <w:pPr>
         <w:pStyle w:val="a2"/>
-        <w:rPr>
-          <w:lang w:val="en-US"/>
-        </w:rPr>
       </w:pPr>
     </w:p>
     <w:p>
@@ -2053,13 +2041,7 @@
         <w:pStyle w:val="a2"/>
       </w:pPr>
       <w:r>
-        <w:t xml:space="preserve">Таким образом все состояния оказались </w:t>
-      </w:r>
-      <w:r>
-        <w:t>не тупиковыми</w:t>
-      </w:r>
-      <w:r>
-        <w:t xml:space="preserve"> и удалить никакое из них нельзя</w:t>
+        <w:t>Таким образом все состояния оказались не тупиковыми и удалить никакое из них нельзя</w:t>
       </w:r>
     </w:p>
     <w:p>
@@ -2094,135 +2076,97 @@
         <w:t xml:space="preserve"> </w:t>
       </w:r>
       <w:r>
-        <w:t>множества: множество финальных состояний автомата и множество состояний, не</w:t>
-      </w:r>
+        <w:t xml:space="preserve">множества: множество финальных состояний автомата и множество состояний, не являющихся финальными: </w:t>
+      </w:r>
+    </w:p>
+    <w:p>
+      <w:pPr>
+        <w:pStyle w:val="a2"/>
+        <w:rPr>
+          <w:lang w:val="en-US"/>
+        </w:rPr>
+      </w:pPr>
+      <w:r>
+        <w:rPr>
+          <w:lang w:val="en-US"/>
+        </w:rPr>
+        <w:t xml:space="preserve">b0 = {a0, a1, a2, a3, </w:t>
+      </w:r>
+      <w:r>
+        <w:t>а</w:t>
+      </w:r>
+      <w:r>
+        <w:rPr>
+          <w:lang w:val="en-US"/>
+        </w:rPr>
+        <w:t xml:space="preserve">4, </w:t>
+      </w:r>
+      <w:r>
+        <w:t>а</w:t>
+      </w:r>
+      <w:r>
+        <w:rPr>
+          <w:lang w:val="en-US"/>
+        </w:rPr>
+        <w:t xml:space="preserve">5, </w:t>
+      </w:r>
+      <w:r>
+        <w:t>а</w:t>
+      </w:r>
+      <w:r>
+        <w:rPr>
+          <w:lang w:val="en-US"/>
+        </w:rPr>
+        <w:t>7}</w:t>
+      </w:r>
+    </w:p>
+    <w:p>
+      <w:pPr>
+        <w:pStyle w:val="a2"/>
+        <w:rPr>
+          <w:lang w:val="en-US"/>
+        </w:rPr>
+      </w:pPr>
+      <w:r>
+        <w:rPr>
+          <w:lang w:val="en-US"/>
+        </w:rPr>
+        <w:t>b1 = {</w:t>
+      </w:r>
+      <w:r>
+        <w:t>а</w:t>
+      </w:r>
+      <w:r>
+        <w:rPr>
+          <w:lang w:val="en-US"/>
+        </w:rPr>
+        <w:t>6}</w:t>
+      </w:r>
+    </w:p>
+    <w:p>
+      <w:pPr>
+        <w:pStyle w:val="a2"/>
+        <w:ind w:firstLine="0"/>
+      </w:pPr>
+      <w:r>
+        <w:t xml:space="preserve">Таблица 2: Первый </w:t>
+      </w:r>
+      <w:proofErr w:type="spellStart"/>
+      <w:r>
+        <w:t>щаг</w:t>
+      </w:r>
+      <w:proofErr w:type="spellEnd"/>
       <w:r>
         <w:t xml:space="preserve"> </w:t>
       </w:r>
       <w:r>
-        <w:t xml:space="preserve">являющихся финальными: </w:t>
-      </w:r>
-    </w:p>
-    <w:p>
-      <w:pPr>
-        <w:pStyle w:val="a2"/>
-        <w:rPr>
-          <w:lang w:val="en-US"/>
-        </w:rPr>
-      </w:pPr>
-      <w:r>
-        <w:rPr>
-          <w:lang w:val="en-US"/>
-        </w:rPr>
-        <w:t>b0 = {a0, a</w:t>
-      </w:r>
-      <w:r>
-        <w:rPr>
-          <w:lang w:val="en-US"/>
-        </w:rPr>
-        <w:t>1</w:t>
-      </w:r>
-      <w:r>
-        <w:rPr>
-          <w:lang w:val="en-US"/>
-        </w:rPr>
-        <w:t>, a</w:t>
-      </w:r>
-      <w:r>
-        <w:rPr>
-          <w:lang w:val="en-US"/>
-        </w:rPr>
-        <w:t>2</w:t>
-      </w:r>
-      <w:r>
-        <w:rPr>
-          <w:lang w:val="en-US"/>
-        </w:rPr>
-        <w:t>, a</w:t>
-      </w:r>
-      <w:r>
-        <w:rPr>
-          <w:lang w:val="en-US"/>
-        </w:rPr>
-        <w:t>3</w:t>
-      </w:r>
-      <w:r>
-        <w:rPr>
-          <w:lang w:val="en-US"/>
-        </w:rPr>
-        <w:t xml:space="preserve">, </w:t>
-      </w:r>
-      <w:r>
-        <w:t>а</w:t>
-      </w:r>
-      <w:r>
-        <w:rPr>
-          <w:lang w:val="en-US"/>
-        </w:rPr>
-        <w:t>4</w:t>
-      </w:r>
-      <w:r>
-        <w:rPr>
-          <w:lang w:val="en-US"/>
-        </w:rPr>
-        <w:t xml:space="preserve">, </w:t>
-      </w:r>
-      <w:r>
-        <w:t>а</w:t>
-      </w:r>
-      <w:r>
-        <w:rPr>
-          <w:lang w:val="en-US"/>
-        </w:rPr>
-        <w:t xml:space="preserve">5, </w:t>
-      </w:r>
-      <w:r>
-        <w:t>а</w:t>
-      </w:r>
-      <w:r>
-        <w:rPr>
-          <w:lang w:val="en-US"/>
-        </w:rPr>
-        <w:t>7</w:t>
-      </w:r>
-      <w:r>
-        <w:rPr>
-          <w:lang w:val="en-US"/>
-        </w:rPr>
-        <w:t>}</w:t>
-      </w:r>
-    </w:p>
-    <w:p>
-      <w:pPr>
-        <w:pStyle w:val="a2"/>
-      </w:pPr>
-      <w:r>
-        <w:rPr>
-          <w:lang w:val="en-US"/>
-        </w:rPr>
-        <w:t>b1 = {</w:t>
-      </w:r>
-      <w:r>
-        <w:t>а</w:t>
-      </w:r>
-      <w:r>
-        <w:rPr>
-          <w:lang w:val="en-US"/>
-        </w:rPr>
-        <w:t>6</w:t>
-      </w:r>
-      <w:r>
-        <w:rPr>
-          <w:lang w:val="en-US"/>
-        </w:rPr>
-        <w:t>}</w:t>
+        <w:t>расщепления классов</w:t>
       </w:r>
     </w:p>
     <w:tbl>
       <w:tblPr>
         <w:tblStyle w:val="ad"/>
         <w:tblW w:w="8640" w:type="dxa"/>
-        <w:jc w:val="center"/>
         <w:tblLook w:val="04A0" w:firstRow="1" w:lastRow="0" w:firstColumn="1" w:lastColumn="0" w:noHBand="0" w:noVBand="1"/>
       </w:tblPr>
       <w:tblGrid>
@@ -2239,7 +2183,6 @@
       <w:tr>
         <w:trPr>
           <w:trHeight w:val="300"/>
-          <w:jc w:val="center"/>
         </w:trPr>
         <w:tc>
           <w:tcPr>
@@ -2447,15 +2390,7 @@
                 <w:color w:val="000000"/>
                 <w:lang w:val="en-US" w:eastAsia="en-US"/>
               </w:rPr>
-              <w:t>a</w:t>
-            </w:r>
-            <w:r>
-              <w:rPr>
-                <w:rFonts w:ascii="Calibri" w:eastAsia="Times New Roman" w:hAnsi="Calibri" w:cs="Calibri"/>
-                <w:color w:val="000000"/>
-                <w:lang w:val="en-US" w:eastAsia="en-US"/>
-              </w:rPr>
-              <w:t>7</w:t>
+              <w:t>a7</w:t>
             </w:r>
           </w:p>
         </w:tc>
@@ -2501,7 +2436,6 @@
       <w:tr>
         <w:trPr>
           <w:trHeight w:val="300"/>
-          <w:jc w:val="center"/>
         </w:trPr>
         <w:tc>
           <w:tcPr>
@@ -2754,7 +2688,6 @@
       <w:tr>
         <w:trPr>
           <w:trHeight w:val="300"/>
-          <w:jc w:val="center"/>
         </w:trPr>
         <w:tc>
           <w:tcPr>
@@ -3016,9 +2949,6 @@
     <w:p>
       <w:pPr>
         <w:pStyle w:val="a2"/>
-        <w:rPr>
-          <w:lang w:val="en-US"/>
-        </w:rPr>
       </w:pPr>
       <w:r>
         <w:rPr>
@@ -3027,27 +2957,54 @@
         <w:t>c</w:t>
       </w:r>
       <w:r>
-        <w:rPr>
-          <w:lang w:val="en-US"/>
-        </w:rPr>
-        <w:t xml:space="preserve">0 = {a0, a1, a2, a3, </w:t>
+        <w:t>0 = {</w:t>
+      </w:r>
+      <w:r>
+        <w:rPr>
+          <w:lang w:val="en-US"/>
+        </w:rPr>
+        <w:t>a</w:t>
+      </w:r>
+      <w:r>
+        <w:t xml:space="preserve">0, </w:t>
+      </w:r>
+      <w:r>
+        <w:rPr>
+          <w:lang w:val="en-US"/>
+        </w:rPr>
+        <w:t>a</w:t>
+      </w:r>
+      <w:r>
+        <w:t xml:space="preserve">1, </w:t>
+      </w:r>
+      <w:r>
+        <w:rPr>
+          <w:lang w:val="en-US"/>
+        </w:rPr>
+        <w:t>a</w:t>
+      </w:r>
+      <w:r>
+        <w:t xml:space="preserve">2, </w:t>
+      </w:r>
+      <w:r>
+        <w:rPr>
+          <w:lang w:val="en-US"/>
+        </w:rPr>
+        <w:t>a</w:t>
+      </w:r>
+      <w:r>
+        <w:t xml:space="preserve">3, </w:t>
       </w:r>
       <w:r>
         <w:t>а</w:t>
       </w:r>
       <w:r>
-        <w:rPr>
-          <w:lang w:val="en-US"/>
-        </w:rPr>
         <w:t>4}</w:t>
       </w:r>
     </w:p>
     <w:p>
       <w:pPr>
         <w:pStyle w:val="a2"/>
-        <w:rPr>
-          <w:lang w:val="en-US"/>
-        </w:rPr>
       </w:pPr>
       <w:r>
         <w:rPr>
@@ -3056,33 +3013,21 @@
         <w:t>c</w:t>
       </w:r>
       <w:r>
-        <w:rPr>
-          <w:lang w:val="en-US"/>
-        </w:rPr>
         <w:t>1 = {</w:t>
       </w:r>
       <w:r>
         <w:t>а</w:t>
       </w:r>
       <w:r>
-        <w:rPr>
-          <w:lang w:val="en-US"/>
-        </w:rPr>
         <w:t>5</w:t>
       </w:r>
       <w:r>
-        <w:rPr>
-          <w:lang w:val="en-US"/>
-        </w:rPr>
         <w:t>}</w:t>
       </w:r>
     </w:p>
     <w:p>
       <w:pPr>
         <w:pStyle w:val="a2"/>
-        <w:rPr>
-          <w:lang w:val="en-US"/>
-        </w:rPr>
       </w:pPr>
       <w:r>
         <w:rPr>
@@ -3094,33 +3039,18 @@
         <w:t xml:space="preserve">2 </w:t>
       </w:r>
       <w:r>
-        <w:rPr>
-          <w:lang w:val="en-US"/>
-        </w:rPr>
         <w:t>= {</w:t>
       </w:r>
       <w:r>
         <w:t>а</w:t>
       </w:r>
       <w:r>
-        <w:rPr>
-          <w:lang w:val="en-US"/>
-        </w:rPr>
-        <w:t>7</w:t>
-      </w:r>
-      <w:r>
-        <w:rPr>
-          <w:lang w:val="en-US"/>
-        </w:rPr>
-        <w:t>}</w:t>
+        <w:t>7}</w:t>
       </w:r>
     </w:p>
     <w:p>
       <w:pPr>
         <w:pStyle w:val="a2"/>
-        <w:rPr>
-          <w:lang w:val="en-US"/>
-        </w:rPr>
       </w:pPr>
       <w:r>
         <w:rPr>
@@ -3132,40 +3062,52 @@
         <w:t>3</w:t>
       </w:r>
       <w:r>
-        <w:rPr>
-          <w:lang w:val="en-US"/>
-        </w:rPr>
         <w:t xml:space="preserve"> = {</w:t>
       </w:r>
       <w:r>
         <w:t>а</w:t>
       </w:r>
       <w:r>
-        <w:rPr>
-          <w:lang w:val="en-US"/>
-        </w:rPr>
-        <w:t>6</w:t>
-      </w:r>
-      <w:r>
-        <w:rPr>
-          <w:lang w:val="en-US"/>
-        </w:rPr>
-        <w:t>}</w:t>
+        <w:t>6}</w:t>
       </w:r>
     </w:p>
     <w:p>
       <w:pPr>
         <w:pStyle w:val="a2"/>
-        <w:rPr>
-          <w:lang w:val="en-US"/>
-        </w:rPr>
-      </w:pPr>
+        <w:ind w:firstLine="0"/>
+      </w:pPr>
+      <w:r>
+        <w:lastRenderedPageBreak/>
+        <w:t xml:space="preserve">Таблица </w:t>
+      </w:r>
+      <w:r>
+        <w:t>3</w:t>
+      </w:r>
+      <w:r>
+        <w:t xml:space="preserve">: </w:t>
+      </w:r>
+      <w:r>
+        <w:t>Второй</w:t>
+      </w:r>
+      <w:r>
+        <w:t xml:space="preserve"> </w:t>
+      </w:r>
+      <w:proofErr w:type="spellStart"/>
+      <w:r>
+        <w:t>щаг</w:t>
+      </w:r>
+      <w:proofErr w:type="spellEnd"/>
+      <w:r>
+        <w:t xml:space="preserve"> </w:t>
+      </w:r>
+      <w:r>
+        <w:t>расщепления классов</w:t>
+      </w:r>
     </w:p>
     <w:tbl>
       <w:tblPr>
         <w:tblStyle w:val="ad"/>
         <w:tblW w:w="5760" w:type="dxa"/>
-        <w:jc w:val="center"/>
         <w:tblLook w:val="04A0" w:firstRow="1" w:lastRow="0" w:firstColumn="1" w:lastColumn="0" w:noHBand="0" w:noVBand="1"/>
       </w:tblPr>
       <w:tblGrid>
@@ -3179,7 +3121,6 @@
       <w:tr>
         <w:trPr>
           <w:trHeight w:val="300"/>
-          <w:jc w:val="center"/>
         </w:trPr>
         <w:tc>
           <w:tcPr>
@@ -3343,7 +3284,6 @@
       <w:tr>
         <w:trPr>
           <w:trHeight w:val="300"/>
-          <w:jc w:val="center"/>
         </w:trPr>
         <w:tc>
           <w:tcPr>
@@ -3509,7 +3449,6 @@
       <w:tr>
         <w:trPr>
           <w:trHeight w:val="300"/>
-          <w:jc w:val="center"/>
         </w:trPr>
         <w:tc>
           <w:tcPr>
@@ -3739,9 +3678,6 @@
     <w:p>
       <w:pPr>
         <w:pStyle w:val="a2"/>
-        <w:rPr>
-          <w:lang w:val="en-US"/>
-        </w:rPr>
       </w:pPr>
       <w:r>
         <w:rPr>
@@ -3777,16 +3713,44 @@
     <w:p>
       <w:pPr>
         <w:pStyle w:val="a2"/>
-        <w:rPr>
-          <w:lang w:val="en-US"/>
-        </w:rPr>
-      </w:pPr>
+      </w:pPr>
+    </w:p>
+    <w:p>
+      <w:pPr>
+        <w:pStyle w:val="a2"/>
+        <w:ind w:firstLine="0"/>
+      </w:pPr>
+      <w:r>
+        <w:t>Таблица</w:t>
+      </w:r>
+      <w:r>
+        <w:t xml:space="preserve"> 4</w:t>
+      </w:r>
+      <w:r>
+        <w:t xml:space="preserve">: </w:t>
+      </w:r>
+      <w:r>
+        <w:t>Третий</w:t>
+      </w:r>
+      <w:r>
+        <w:t xml:space="preserve"> </w:t>
+      </w:r>
+      <w:proofErr w:type="spellStart"/>
+      <w:r>
+        <w:t>щаг</w:t>
+      </w:r>
+      <w:proofErr w:type="spellEnd"/>
+      <w:r>
+        <w:t xml:space="preserve"> </w:t>
+      </w:r>
+      <w:r>
+        <w:t>расщепления классов</w:t>
+      </w:r>
     </w:p>
     <w:tbl>
       <w:tblPr>
         <w:tblStyle w:val="ad"/>
         <w:tblW w:w="3840" w:type="dxa"/>
-        <w:jc w:val="center"/>
         <w:tblLook w:val="04A0" w:firstRow="1" w:lastRow="0" w:firstColumn="1" w:lastColumn="0" w:noHBand="0" w:noVBand="1"/>
       </w:tblPr>
       <w:tblGrid>
@@ -3798,7 +3762,6 @@
       <w:tr>
         <w:trPr>
           <w:trHeight w:val="300"/>
-          <w:jc w:val="center"/>
         </w:trPr>
         <w:tc>
           <w:tcPr>
@@ -3905,7 +3868,6 @@
       <w:tr>
         <w:trPr>
           <w:trHeight w:val="300"/>
-          <w:jc w:val="center"/>
         </w:trPr>
         <w:tc>
           <w:tcPr>
@@ -4016,7 +3978,6 @@
       <w:tr>
         <w:trPr>
           <w:trHeight w:val="300"/>
-          <w:jc w:val="center"/>
         </w:trPr>
         <w:tc>
           <w:tcPr>
@@ -4140,11 +4101,6 @@
       <w:r>
         <w:t>Эквивалентных состояний не найдено</w:t>
       </w:r>
-    </w:p>
-    <w:p>
-      <w:pPr>
-        <w:pStyle w:val="a2"/>
-      </w:pPr>
     </w:p>
     <w:p>
       <w:pPr>
@@ -4225,7 +4181,7 @@
         <w:rPr>
           <w:noProof/>
         </w:rPr>
-        <w:t>1</w:t>
+        <w:t>2</w:t>
       </w:r>
       <w:r>
         <w:fldChar w:fldCharType="end"/>
@@ -4233,11 +4189,18 @@
       <w:r>
         <w:t xml:space="preserve"> – Схема</w:t>
       </w:r>
-    </w:p>
-    <w:p>
-      <w:pPr>
-        <w:pStyle w:val="a2"/>
-      </w:pPr>
+      <w:r>
+        <w:t xml:space="preserve"> п</w:t>
+      </w:r>
+      <w:r>
+        <w:t>оиск</w:t>
+      </w:r>
+      <w:r>
+        <w:t>а</w:t>
+      </w:r>
+      <w:r>
+        <w:t xml:space="preserve"> методом расщепления классов</w:t>
+      </w:r>
     </w:p>
     <w:p>
       <w:pPr>
@@ -4252,6 +4215,1412 @@
       <w:pPr>
         <w:pStyle w:val="a2"/>
       </w:pPr>
+      <w:r>
+        <w:t>Перебор всех пар состояний и определение их различимости. Пара различима, если:</w:t>
+      </w:r>
+    </w:p>
+    <w:p>
+      <w:pPr>
+        <w:pStyle w:val="a0"/>
+      </w:pPr>
+      <w:r>
+        <w:t xml:space="preserve">у них отличается реакция на </w:t>
+      </w:r>
+      <w:r>
+        <w:t>пустую строку</w:t>
+      </w:r>
+    </w:p>
+    <w:p>
+      <w:pPr>
+        <w:pStyle w:val="a0"/>
+      </w:pPr>
+      <w:r>
+        <w:t>существует символ, переводящий автомат из этой пары в различимую пару состояний</w:t>
+      </w:r>
+    </w:p>
+    <w:p>
+      <w:pPr>
+        <w:pStyle w:val="a0"/>
+        <w:numPr>
+          <w:ilvl w:val="0"/>
+          <w:numId w:val="0"/>
+        </w:numPr>
+        <w:ind w:left="927" w:hanging="360"/>
+      </w:pPr>
+    </w:p>
+    <w:p>
+      <w:pPr>
+        <w:pStyle w:val="a2"/>
+      </w:pPr>
+      <w:r>
+        <w:t>Перебирая все пары состояний, ищем неэквивалентные и определяем их различимость.</w:t>
+      </w:r>
+    </w:p>
+    <w:p>
+      <w:pPr>
+        <w:pStyle w:val="a0"/>
+        <w:keepNext/>
+        <w:numPr>
+          <w:ilvl w:val="0"/>
+          <w:numId w:val="0"/>
+        </w:numPr>
+        <w:ind w:left="927" w:hanging="360"/>
+        <w:jc w:val="center"/>
+      </w:pPr>
+      <w:r>
+        <w:rPr>
+          <w:noProof/>
+        </w:rPr>
+        <w:drawing>
+          <wp:inline distT="0" distB="0" distL="0" distR="0" wp14:anchorId="2E9510FC" wp14:editId="27B971CF">
+            <wp:extent cx="4911635" cy="5182895"/>
+            <wp:effectExtent l="0" t="0" r="3810" b="0"/>
+            <wp:docPr id="3" name="Рисунок 3"/>
+            <wp:cNvGraphicFramePr>
+              <a:graphicFrameLocks xmlns:a="http://schemas.openxmlformats.org/drawingml/2006/main" noChangeAspect="1"/>
+            </wp:cNvGraphicFramePr>
+            <a:graphic xmlns:a="http://schemas.openxmlformats.org/drawingml/2006/main">
+              <a:graphicData uri="http://schemas.openxmlformats.org/drawingml/2006/picture">
+                <pic:pic xmlns:pic="http://schemas.openxmlformats.org/drawingml/2006/picture">
+                  <pic:nvPicPr>
+                    <pic:cNvPr id="0" name="Picture 1"/>
+                    <pic:cNvPicPr>
+                      <a:picLocks noChangeAspect="1" noChangeArrowheads="1"/>
+                    </pic:cNvPicPr>
+                  </pic:nvPicPr>
+                  <pic:blipFill>
+                    <a:blip r:embed="rId10" cstate="print">
+                      <a:extLst>
+                        <a:ext uri="{28A0092B-C50C-407E-A947-70E740481C1C}">
+                          <a14:useLocalDpi xmlns:a14="http://schemas.microsoft.com/office/drawing/2010/main" val="0"/>
+                        </a:ext>
+                      </a:extLst>
+                    </a:blip>
+                    <a:srcRect/>
+                    <a:stretch>
+                      <a:fillRect/>
+                    </a:stretch>
+                  </pic:blipFill>
+                  <pic:spPr bwMode="auto">
+                    <a:xfrm>
+                      <a:off x="0" y="0"/>
+                      <a:ext cx="4915352" cy="5186818"/>
+                    </a:xfrm>
+                    <a:prstGeom prst="rect">
+                      <a:avLst/>
+                    </a:prstGeom>
+                    <a:noFill/>
+                    <a:ln>
+                      <a:noFill/>
+                    </a:ln>
+                  </pic:spPr>
+                </pic:pic>
+              </a:graphicData>
+            </a:graphic>
+          </wp:inline>
+        </w:drawing>
+      </w:r>
+    </w:p>
+    <w:p>
+      <w:pPr>
+        <w:pStyle w:val="ab"/>
+        <w:rPr>
+          <w:lang w:val="en-US"/>
+        </w:rPr>
+      </w:pPr>
+      <w:r>
+        <w:t xml:space="preserve">Рисунок </w:t>
+      </w:r>
+      <w:r>
+        <w:fldChar w:fldCharType="begin"/>
+      </w:r>
+      <w:r>
+        <w:instrText xml:space="preserve"> SEQ Рисунок \* ARABIC </w:instrText>
+      </w:r>
+      <w:r>
+        <w:fldChar w:fldCharType="separate"/>
+      </w:r>
+      <w:r>
+        <w:rPr>
+          <w:noProof/>
+        </w:rPr>
+        <w:t>3</w:t>
+      </w:r>
+      <w:r>
+        <w:fldChar w:fldCharType="end"/>
+      </w:r>
+      <w:r>
+        <w:t xml:space="preserve"> - </w:t>
+      </w:r>
+      <w:r>
+        <w:t>Схема п</w:t>
+      </w:r>
+      <w:r>
+        <w:t>оиск</w:t>
+      </w:r>
+      <w:r>
+        <w:t>а</w:t>
+      </w:r>
+      <w:r>
+        <w:t xml:space="preserve"> методом</w:t>
+      </w:r>
+      <w:r>
+        <w:t xml:space="preserve"> треугольников</w:t>
+      </w:r>
+    </w:p>
+    <w:p>
+      <w:pPr>
+        <w:rPr>
+          <w:lang w:val="en-US"/>
+        </w:rPr>
+      </w:pPr>
+    </w:p>
+    <w:p>
+      <w:pPr>
+        <w:pStyle w:val="a2"/>
+        <w:ind w:firstLine="0"/>
+        <w:jc w:val="left"/>
+      </w:pPr>
+      <w:r>
+        <w:lastRenderedPageBreak/>
+        <w:t xml:space="preserve">Таблица </w:t>
+      </w:r>
+      <w:r>
+        <w:t>5</w:t>
+      </w:r>
+      <w:r>
+        <w:t xml:space="preserve">: </w:t>
+      </w:r>
+      <w:r>
+        <w:t xml:space="preserve">Треугольная таблица для поиска </w:t>
+      </w:r>
+      <w:r>
+        <w:t>эквивалентных состояний автомата</w:t>
+      </w:r>
+    </w:p>
+    <w:tbl>
+      <w:tblPr>
+        <w:tblStyle w:val="ad"/>
+        <w:tblW w:w="0" w:type="auto"/>
+        <w:tblLook w:val="04A0" w:firstRow="1" w:lastRow="0" w:firstColumn="1" w:lastColumn="0" w:noHBand="0" w:noVBand="1"/>
+      </w:tblPr>
+      <w:tblGrid>
+        <w:gridCol w:w="432"/>
+        <w:gridCol w:w="432"/>
+        <w:gridCol w:w="432"/>
+        <w:gridCol w:w="432"/>
+        <w:gridCol w:w="432"/>
+        <w:gridCol w:w="432"/>
+        <w:gridCol w:w="432"/>
+        <w:gridCol w:w="432"/>
+      </w:tblGrid>
+      <w:tr>
+        <w:trPr>
+          <w:trHeight w:val="483"/>
+        </w:trPr>
+        <w:tc>
+          <w:tcPr>
+            <w:tcW w:w="432" w:type="dxa"/>
+          </w:tcPr>
+          <w:p>
+            <w:pPr>
+              <w:pStyle w:val="a2"/>
+              <w:ind w:firstLine="0"/>
+              <w:rPr>
+                <w:lang w:val="en-US"/>
+              </w:rPr>
+            </w:pPr>
+            <w:r>
+              <w:rPr>
+                <w:lang w:val="en-US"/>
+              </w:rPr>
+              <w:t>1</w:t>
+            </w:r>
+          </w:p>
+        </w:tc>
+        <w:tc>
+          <w:tcPr>
+            <w:tcW w:w="432" w:type="dxa"/>
+          </w:tcPr>
+          <w:p>
+            <w:pPr>
+              <w:pStyle w:val="a2"/>
+              <w:ind w:firstLine="0"/>
+              <w:rPr>
+                <w:lang w:val="en-US"/>
+              </w:rPr>
+            </w:pPr>
+            <w:r>
+              <w:rPr>
+                <w:lang w:val="en-US"/>
+              </w:rPr>
+              <w:t>X</w:t>
+            </w:r>
+          </w:p>
+        </w:tc>
+        <w:tc>
+          <w:tcPr>
+            <w:tcW w:w="432" w:type="dxa"/>
+            <w:tcBorders>
+              <w:top w:val="single" w:sz="4" w:space="0" w:color="FFFFFF" w:themeColor="background1"/>
+              <w:right w:val="single" w:sz="4" w:space="0" w:color="FFFFFF" w:themeColor="background1"/>
+            </w:tcBorders>
+          </w:tcPr>
+          <w:p>
+            <w:pPr>
+              <w:pStyle w:val="a2"/>
+              <w:ind w:firstLine="0"/>
+            </w:pPr>
+          </w:p>
+        </w:tc>
+        <w:tc>
+          <w:tcPr>
+            <w:tcW w:w="432" w:type="dxa"/>
+            <w:tcBorders>
+              <w:top w:val="single" w:sz="4" w:space="0" w:color="FFFFFF" w:themeColor="background1"/>
+              <w:left w:val="single" w:sz="4" w:space="0" w:color="FFFFFF" w:themeColor="background1"/>
+              <w:bottom w:val="single" w:sz="4" w:space="0" w:color="FFFFFF" w:themeColor="background1"/>
+              <w:right w:val="single" w:sz="4" w:space="0" w:color="FFFFFF" w:themeColor="background1"/>
+            </w:tcBorders>
+          </w:tcPr>
+          <w:p>
+            <w:pPr>
+              <w:pStyle w:val="a2"/>
+              <w:ind w:firstLine="0"/>
+            </w:pPr>
+          </w:p>
+        </w:tc>
+        <w:tc>
+          <w:tcPr>
+            <w:tcW w:w="432" w:type="dxa"/>
+            <w:tcBorders>
+              <w:top w:val="single" w:sz="4" w:space="0" w:color="FFFFFF" w:themeColor="background1"/>
+              <w:left w:val="single" w:sz="4" w:space="0" w:color="FFFFFF" w:themeColor="background1"/>
+              <w:bottom w:val="single" w:sz="4" w:space="0" w:color="FFFFFF" w:themeColor="background1"/>
+              <w:right w:val="single" w:sz="4" w:space="0" w:color="FFFFFF" w:themeColor="background1"/>
+            </w:tcBorders>
+          </w:tcPr>
+          <w:p>
+            <w:pPr>
+              <w:pStyle w:val="a2"/>
+              <w:ind w:firstLine="0"/>
+            </w:pPr>
+          </w:p>
+        </w:tc>
+        <w:tc>
+          <w:tcPr>
+            <w:tcW w:w="432" w:type="dxa"/>
+            <w:tcBorders>
+              <w:top w:val="single" w:sz="4" w:space="0" w:color="FFFFFF" w:themeColor="background1"/>
+              <w:left w:val="single" w:sz="4" w:space="0" w:color="FFFFFF" w:themeColor="background1"/>
+              <w:bottom w:val="single" w:sz="4" w:space="0" w:color="FFFFFF" w:themeColor="background1"/>
+              <w:right w:val="single" w:sz="4" w:space="0" w:color="FFFFFF" w:themeColor="background1"/>
+            </w:tcBorders>
+          </w:tcPr>
+          <w:p>
+            <w:pPr>
+              <w:pStyle w:val="a2"/>
+              <w:ind w:firstLine="0"/>
+            </w:pPr>
+          </w:p>
+        </w:tc>
+        <w:tc>
+          <w:tcPr>
+            <w:tcW w:w="432" w:type="dxa"/>
+            <w:tcBorders>
+              <w:top w:val="single" w:sz="4" w:space="0" w:color="FFFFFF" w:themeColor="background1"/>
+              <w:left w:val="single" w:sz="4" w:space="0" w:color="FFFFFF" w:themeColor="background1"/>
+              <w:bottom w:val="single" w:sz="4" w:space="0" w:color="FFFFFF" w:themeColor="background1"/>
+              <w:right w:val="single" w:sz="4" w:space="0" w:color="FFFFFF" w:themeColor="background1"/>
+            </w:tcBorders>
+          </w:tcPr>
+          <w:p>
+            <w:pPr>
+              <w:pStyle w:val="a2"/>
+              <w:ind w:firstLine="0"/>
+            </w:pPr>
+          </w:p>
+        </w:tc>
+        <w:tc>
+          <w:tcPr>
+            <w:tcW w:w="432" w:type="dxa"/>
+            <w:tcBorders>
+              <w:top w:val="single" w:sz="4" w:space="0" w:color="FFFFFF" w:themeColor="background1"/>
+              <w:left w:val="single" w:sz="4" w:space="0" w:color="FFFFFF" w:themeColor="background1"/>
+              <w:bottom w:val="single" w:sz="4" w:space="0" w:color="FFFFFF" w:themeColor="background1"/>
+              <w:right w:val="single" w:sz="4" w:space="0" w:color="FFFFFF" w:themeColor="background1"/>
+            </w:tcBorders>
+          </w:tcPr>
+          <w:p>
+            <w:pPr>
+              <w:pStyle w:val="a2"/>
+              <w:ind w:firstLine="0"/>
+            </w:pPr>
+          </w:p>
+        </w:tc>
+      </w:tr>
+      <w:tr>
+        <w:trPr>
+          <w:trHeight w:val="483"/>
+        </w:trPr>
+        <w:tc>
+          <w:tcPr>
+            <w:tcW w:w="432" w:type="dxa"/>
+          </w:tcPr>
+          <w:p>
+            <w:pPr>
+              <w:pStyle w:val="a2"/>
+              <w:ind w:firstLine="0"/>
+              <w:rPr>
+                <w:lang w:val="en-US"/>
+              </w:rPr>
+            </w:pPr>
+            <w:r>
+              <w:rPr>
+                <w:lang w:val="en-US"/>
+              </w:rPr>
+              <w:t>2</w:t>
+            </w:r>
+          </w:p>
+        </w:tc>
+        <w:tc>
+          <w:tcPr>
+            <w:tcW w:w="432" w:type="dxa"/>
+          </w:tcPr>
+          <w:p>
+            <w:pPr>
+              <w:pStyle w:val="a2"/>
+              <w:ind w:firstLine="0"/>
+            </w:pPr>
+            <w:r>
+              <w:t>Х</w:t>
+            </w:r>
+          </w:p>
+        </w:tc>
+        <w:tc>
+          <w:tcPr>
+            <w:tcW w:w="432" w:type="dxa"/>
+          </w:tcPr>
+          <w:p>
+            <w:pPr>
+              <w:pStyle w:val="a2"/>
+              <w:ind w:firstLine="0"/>
+              <w:rPr>
+                <w:lang w:val="en-US"/>
+              </w:rPr>
+            </w:pPr>
+            <w:r>
+              <w:rPr>
+                <w:lang w:val="en-US"/>
+              </w:rPr>
+              <w:t>x</w:t>
+            </w:r>
+          </w:p>
+        </w:tc>
+        <w:tc>
+          <w:tcPr>
+            <w:tcW w:w="432" w:type="dxa"/>
+            <w:tcBorders>
+              <w:top w:val="single" w:sz="4" w:space="0" w:color="FFFFFF" w:themeColor="background1"/>
+              <w:right w:val="single" w:sz="4" w:space="0" w:color="FFFFFF" w:themeColor="background1"/>
+            </w:tcBorders>
+          </w:tcPr>
+          <w:p>
+            <w:pPr>
+              <w:pStyle w:val="a2"/>
+              <w:ind w:firstLine="0"/>
+            </w:pPr>
+          </w:p>
+        </w:tc>
+        <w:tc>
+          <w:tcPr>
+            <w:tcW w:w="432" w:type="dxa"/>
+            <w:tcBorders>
+              <w:top w:val="single" w:sz="4" w:space="0" w:color="FFFFFF" w:themeColor="background1"/>
+              <w:left w:val="single" w:sz="4" w:space="0" w:color="FFFFFF" w:themeColor="background1"/>
+              <w:bottom w:val="single" w:sz="4" w:space="0" w:color="FFFFFF" w:themeColor="background1"/>
+              <w:right w:val="single" w:sz="4" w:space="0" w:color="FFFFFF" w:themeColor="background1"/>
+            </w:tcBorders>
+          </w:tcPr>
+          <w:p>
+            <w:pPr>
+              <w:pStyle w:val="a2"/>
+              <w:ind w:firstLine="0"/>
+            </w:pPr>
+          </w:p>
+        </w:tc>
+        <w:tc>
+          <w:tcPr>
+            <w:tcW w:w="432" w:type="dxa"/>
+            <w:tcBorders>
+              <w:top w:val="single" w:sz="4" w:space="0" w:color="FFFFFF" w:themeColor="background1"/>
+              <w:left w:val="single" w:sz="4" w:space="0" w:color="FFFFFF" w:themeColor="background1"/>
+              <w:bottom w:val="single" w:sz="4" w:space="0" w:color="FFFFFF" w:themeColor="background1"/>
+              <w:right w:val="single" w:sz="4" w:space="0" w:color="FFFFFF" w:themeColor="background1"/>
+            </w:tcBorders>
+          </w:tcPr>
+          <w:p>
+            <w:pPr>
+              <w:pStyle w:val="a2"/>
+              <w:ind w:firstLine="0"/>
+            </w:pPr>
+          </w:p>
+        </w:tc>
+        <w:tc>
+          <w:tcPr>
+            <w:tcW w:w="432" w:type="dxa"/>
+            <w:tcBorders>
+              <w:top w:val="single" w:sz="4" w:space="0" w:color="FFFFFF" w:themeColor="background1"/>
+              <w:left w:val="single" w:sz="4" w:space="0" w:color="FFFFFF" w:themeColor="background1"/>
+              <w:bottom w:val="single" w:sz="4" w:space="0" w:color="FFFFFF" w:themeColor="background1"/>
+              <w:right w:val="single" w:sz="4" w:space="0" w:color="FFFFFF" w:themeColor="background1"/>
+            </w:tcBorders>
+          </w:tcPr>
+          <w:p>
+            <w:pPr>
+              <w:pStyle w:val="a2"/>
+              <w:ind w:firstLine="0"/>
+            </w:pPr>
+          </w:p>
+        </w:tc>
+        <w:tc>
+          <w:tcPr>
+            <w:tcW w:w="432" w:type="dxa"/>
+            <w:tcBorders>
+              <w:top w:val="single" w:sz="4" w:space="0" w:color="FFFFFF" w:themeColor="background1"/>
+              <w:left w:val="single" w:sz="4" w:space="0" w:color="FFFFFF" w:themeColor="background1"/>
+              <w:bottom w:val="single" w:sz="4" w:space="0" w:color="FFFFFF" w:themeColor="background1"/>
+              <w:right w:val="single" w:sz="4" w:space="0" w:color="FFFFFF" w:themeColor="background1"/>
+            </w:tcBorders>
+          </w:tcPr>
+          <w:p>
+            <w:pPr>
+              <w:pStyle w:val="a2"/>
+              <w:ind w:firstLine="0"/>
+            </w:pPr>
+          </w:p>
+        </w:tc>
+      </w:tr>
+      <w:tr>
+        <w:trPr>
+          <w:trHeight w:val="483"/>
+        </w:trPr>
+        <w:tc>
+          <w:tcPr>
+            <w:tcW w:w="432" w:type="dxa"/>
+          </w:tcPr>
+          <w:p>
+            <w:pPr>
+              <w:pStyle w:val="a2"/>
+              <w:ind w:firstLine="0"/>
+              <w:rPr>
+                <w:lang w:val="en-US"/>
+              </w:rPr>
+            </w:pPr>
+            <w:r>
+              <w:rPr>
+                <w:lang w:val="en-US"/>
+              </w:rPr>
+              <w:t>3</w:t>
+            </w:r>
+          </w:p>
+        </w:tc>
+        <w:tc>
+          <w:tcPr>
+            <w:tcW w:w="432" w:type="dxa"/>
+          </w:tcPr>
+          <w:p>
+            <w:pPr>
+              <w:pStyle w:val="a2"/>
+              <w:ind w:firstLine="0"/>
+              <w:rPr>
+                <w:lang w:val="en-US"/>
+              </w:rPr>
+            </w:pPr>
+            <w:r>
+              <w:rPr>
+                <w:lang w:val="en-US"/>
+              </w:rPr>
+              <w:t>X</w:t>
+            </w:r>
+          </w:p>
+        </w:tc>
+        <w:tc>
+          <w:tcPr>
+            <w:tcW w:w="432" w:type="dxa"/>
+          </w:tcPr>
+          <w:p>
+            <w:pPr>
+              <w:pStyle w:val="a2"/>
+              <w:ind w:firstLine="0"/>
+              <w:rPr>
+                <w:lang w:val="en-US"/>
+              </w:rPr>
+            </w:pPr>
+            <w:r>
+              <w:rPr>
+                <w:lang w:val="en-US"/>
+              </w:rPr>
+              <w:t>x</w:t>
+            </w:r>
+          </w:p>
+        </w:tc>
+        <w:tc>
+          <w:tcPr>
+            <w:tcW w:w="432" w:type="dxa"/>
+          </w:tcPr>
+          <w:p>
+            <w:pPr>
+              <w:pStyle w:val="a2"/>
+              <w:ind w:firstLine="0"/>
+              <w:rPr>
+                <w:lang w:val="en-US"/>
+              </w:rPr>
+            </w:pPr>
+            <w:r>
+              <w:rPr>
+                <w:lang w:val="en-US"/>
+              </w:rPr>
+              <w:t>x</w:t>
+            </w:r>
+          </w:p>
+        </w:tc>
+        <w:tc>
+          <w:tcPr>
+            <w:tcW w:w="432" w:type="dxa"/>
+            <w:tcBorders>
+              <w:top w:val="single" w:sz="4" w:space="0" w:color="FFFFFF" w:themeColor="background1"/>
+              <w:right w:val="single" w:sz="4" w:space="0" w:color="FFFFFF" w:themeColor="background1"/>
+            </w:tcBorders>
+          </w:tcPr>
+          <w:p>
+            <w:pPr>
+              <w:pStyle w:val="a2"/>
+              <w:ind w:firstLine="0"/>
+            </w:pPr>
+          </w:p>
+        </w:tc>
+        <w:tc>
+          <w:tcPr>
+            <w:tcW w:w="432" w:type="dxa"/>
+            <w:tcBorders>
+              <w:top w:val="single" w:sz="4" w:space="0" w:color="FFFFFF" w:themeColor="background1"/>
+              <w:left w:val="single" w:sz="4" w:space="0" w:color="FFFFFF" w:themeColor="background1"/>
+              <w:bottom w:val="single" w:sz="4" w:space="0" w:color="FFFFFF" w:themeColor="background1"/>
+              <w:right w:val="single" w:sz="4" w:space="0" w:color="FFFFFF" w:themeColor="background1"/>
+            </w:tcBorders>
+          </w:tcPr>
+          <w:p>
+            <w:pPr>
+              <w:pStyle w:val="a2"/>
+              <w:ind w:firstLine="0"/>
+            </w:pPr>
+          </w:p>
+        </w:tc>
+        <w:tc>
+          <w:tcPr>
+            <w:tcW w:w="432" w:type="dxa"/>
+            <w:tcBorders>
+              <w:top w:val="single" w:sz="4" w:space="0" w:color="FFFFFF" w:themeColor="background1"/>
+              <w:left w:val="single" w:sz="4" w:space="0" w:color="FFFFFF" w:themeColor="background1"/>
+              <w:bottom w:val="single" w:sz="4" w:space="0" w:color="FFFFFF" w:themeColor="background1"/>
+              <w:right w:val="single" w:sz="4" w:space="0" w:color="FFFFFF" w:themeColor="background1"/>
+            </w:tcBorders>
+          </w:tcPr>
+          <w:p>
+            <w:pPr>
+              <w:pStyle w:val="a2"/>
+              <w:ind w:firstLine="0"/>
+            </w:pPr>
+          </w:p>
+        </w:tc>
+        <w:tc>
+          <w:tcPr>
+            <w:tcW w:w="432" w:type="dxa"/>
+            <w:tcBorders>
+              <w:top w:val="single" w:sz="4" w:space="0" w:color="FFFFFF" w:themeColor="background1"/>
+              <w:left w:val="single" w:sz="4" w:space="0" w:color="FFFFFF" w:themeColor="background1"/>
+              <w:bottom w:val="single" w:sz="4" w:space="0" w:color="FFFFFF" w:themeColor="background1"/>
+              <w:right w:val="single" w:sz="4" w:space="0" w:color="FFFFFF" w:themeColor="background1"/>
+            </w:tcBorders>
+          </w:tcPr>
+          <w:p>
+            <w:pPr>
+              <w:pStyle w:val="a2"/>
+              <w:ind w:firstLine="0"/>
+            </w:pPr>
+          </w:p>
+        </w:tc>
+      </w:tr>
+      <w:tr>
+        <w:trPr>
+          <w:trHeight w:val="483"/>
+        </w:trPr>
+        <w:tc>
+          <w:tcPr>
+            <w:tcW w:w="432" w:type="dxa"/>
+          </w:tcPr>
+          <w:p>
+            <w:pPr>
+              <w:pStyle w:val="a2"/>
+              <w:ind w:firstLine="0"/>
+              <w:rPr>
+                <w:lang w:val="en-US"/>
+              </w:rPr>
+            </w:pPr>
+            <w:r>
+              <w:rPr>
+                <w:lang w:val="en-US"/>
+              </w:rPr>
+              <w:t>4</w:t>
+            </w:r>
+          </w:p>
+        </w:tc>
+        <w:tc>
+          <w:tcPr>
+            <w:tcW w:w="432" w:type="dxa"/>
+          </w:tcPr>
+          <w:p>
+            <w:pPr>
+              <w:pStyle w:val="a2"/>
+              <w:ind w:firstLine="0"/>
+              <w:rPr>
+                <w:lang w:val="en-US"/>
+              </w:rPr>
+            </w:pPr>
+            <w:r>
+              <w:rPr>
+                <w:lang w:val="en-US"/>
+              </w:rPr>
+              <w:t>X</w:t>
+            </w:r>
+          </w:p>
+        </w:tc>
+        <w:tc>
+          <w:tcPr>
+            <w:tcW w:w="432" w:type="dxa"/>
+          </w:tcPr>
+          <w:p>
+            <w:pPr>
+              <w:pStyle w:val="a2"/>
+              <w:ind w:firstLine="0"/>
+              <w:rPr>
+                <w:lang w:val="en-US"/>
+              </w:rPr>
+            </w:pPr>
+            <w:r>
+              <w:rPr>
+                <w:lang w:val="en-US"/>
+              </w:rPr>
+              <w:t>x</w:t>
+            </w:r>
+          </w:p>
+        </w:tc>
+        <w:tc>
+          <w:tcPr>
+            <w:tcW w:w="432" w:type="dxa"/>
+          </w:tcPr>
+          <w:p>
+            <w:pPr>
+              <w:pStyle w:val="a2"/>
+              <w:ind w:firstLine="0"/>
+              <w:rPr>
+                <w:lang w:val="en-US"/>
+              </w:rPr>
+            </w:pPr>
+            <w:r>
+              <w:rPr>
+                <w:lang w:val="en-US"/>
+              </w:rPr>
+              <w:t>x</w:t>
+            </w:r>
+          </w:p>
+        </w:tc>
+        <w:tc>
+          <w:tcPr>
+            <w:tcW w:w="432" w:type="dxa"/>
+          </w:tcPr>
+          <w:p>
+            <w:pPr>
+              <w:pStyle w:val="a2"/>
+              <w:ind w:firstLine="0"/>
+              <w:rPr>
+                <w:lang w:val="en-US"/>
+              </w:rPr>
+            </w:pPr>
+            <w:r>
+              <w:rPr>
+                <w:lang w:val="en-US"/>
+              </w:rPr>
+              <w:t>x</w:t>
+            </w:r>
+          </w:p>
+        </w:tc>
+        <w:tc>
+          <w:tcPr>
+            <w:tcW w:w="432" w:type="dxa"/>
+            <w:tcBorders>
+              <w:top w:val="single" w:sz="4" w:space="0" w:color="FFFFFF" w:themeColor="background1"/>
+              <w:right w:val="single" w:sz="4" w:space="0" w:color="FFFFFF" w:themeColor="background1"/>
+            </w:tcBorders>
+          </w:tcPr>
+          <w:p>
+            <w:pPr>
+              <w:pStyle w:val="a2"/>
+              <w:ind w:firstLine="0"/>
+            </w:pPr>
+          </w:p>
+        </w:tc>
+        <w:tc>
+          <w:tcPr>
+            <w:tcW w:w="432" w:type="dxa"/>
+            <w:tcBorders>
+              <w:top w:val="single" w:sz="4" w:space="0" w:color="FFFFFF" w:themeColor="background1"/>
+              <w:left w:val="single" w:sz="4" w:space="0" w:color="FFFFFF" w:themeColor="background1"/>
+              <w:bottom w:val="single" w:sz="4" w:space="0" w:color="FFFFFF" w:themeColor="background1"/>
+              <w:right w:val="single" w:sz="4" w:space="0" w:color="FFFFFF" w:themeColor="background1"/>
+            </w:tcBorders>
+          </w:tcPr>
+          <w:p>
+            <w:pPr>
+              <w:pStyle w:val="a2"/>
+              <w:ind w:firstLine="0"/>
+            </w:pPr>
+          </w:p>
+        </w:tc>
+        <w:tc>
+          <w:tcPr>
+            <w:tcW w:w="432" w:type="dxa"/>
+            <w:tcBorders>
+              <w:top w:val="single" w:sz="4" w:space="0" w:color="FFFFFF" w:themeColor="background1"/>
+              <w:left w:val="single" w:sz="4" w:space="0" w:color="FFFFFF" w:themeColor="background1"/>
+              <w:bottom w:val="single" w:sz="4" w:space="0" w:color="FFFFFF" w:themeColor="background1"/>
+              <w:right w:val="single" w:sz="4" w:space="0" w:color="FFFFFF" w:themeColor="background1"/>
+            </w:tcBorders>
+          </w:tcPr>
+          <w:p>
+            <w:pPr>
+              <w:pStyle w:val="a2"/>
+              <w:ind w:firstLine="0"/>
+            </w:pPr>
+          </w:p>
+        </w:tc>
+      </w:tr>
+      <w:tr>
+        <w:trPr>
+          <w:trHeight w:val="483"/>
+        </w:trPr>
+        <w:tc>
+          <w:tcPr>
+            <w:tcW w:w="432" w:type="dxa"/>
+          </w:tcPr>
+          <w:p>
+            <w:pPr>
+              <w:pStyle w:val="a2"/>
+              <w:ind w:firstLine="0"/>
+              <w:rPr>
+                <w:lang w:val="en-US"/>
+              </w:rPr>
+            </w:pPr>
+            <w:r>
+              <w:rPr>
+                <w:lang w:val="en-US"/>
+              </w:rPr>
+              <w:t>5</w:t>
+            </w:r>
+          </w:p>
+        </w:tc>
+        <w:tc>
+          <w:tcPr>
+            <w:tcW w:w="432" w:type="dxa"/>
+          </w:tcPr>
+          <w:p>
+            <w:pPr>
+              <w:pStyle w:val="a2"/>
+              <w:ind w:firstLine="0"/>
+              <w:rPr>
+                <w:lang w:val="en-US"/>
+              </w:rPr>
+            </w:pPr>
+            <w:r>
+              <w:rPr>
+                <w:lang w:val="en-US"/>
+              </w:rPr>
+              <w:t>X</w:t>
+            </w:r>
+          </w:p>
+        </w:tc>
+        <w:tc>
+          <w:tcPr>
+            <w:tcW w:w="432" w:type="dxa"/>
+          </w:tcPr>
+          <w:p>
+            <w:pPr>
+              <w:pStyle w:val="a2"/>
+              <w:ind w:firstLine="0"/>
+              <w:rPr>
+                <w:lang w:val="en-US"/>
+              </w:rPr>
+            </w:pPr>
+            <w:r>
+              <w:rPr>
+                <w:lang w:val="en-US"/>
+              </w:rPr>
+              <w:t>x</w:t>
+            </w:r>
+          </w:p>
+        </w:tc>
+        <w:tc>
+          <w:tcPr>
+            <w:tcW w:w="432" w:type="dxa"/>
+          </w:tcPr>
+          <w:p>
+            <w:pPr>
+              <w:pStyle w:val="a2"/>
+              <w:ind w:firstLine="0"/>
+              <w:rPr>
+                <w:lang w:val="en-US"/>
+              </w:rPr>
+            </w:pPr>
+            <w:r>
+              <w:rPr>
+                <w:lang w:val="en-US"/>
+              </w:rPr>
+              <w:t>x</w:t>
+            </w:r>
+          </w:p>
+        </w:tc>
+        <w:tc>
+          <w:tcPr>
+            <w:tcW w:w="432" w:type="dxa"/>
+          </w:tcPr>
+          <w:p>
+            <w:pPr>
+              <w:pStyle w:val="a2"/>
+              <w:ind w:firstLine="0"/>
+              <w:rPr>
+                <w:lang w:val="en-US"/>
+              </w:rPr>
+            </w:pPr>
+            <w:r>
+              <w:t>х</w:t>
+            </w:r>
+          </w:p>
+        </w:tc>
+        <w:tc>
+          <w:tcPr>
+            <w:tcW w:w="432" w:type="dxa"/>
+          </w:tcPr>
+          <w:p>
+            <w:pPr>
+              <w:pStyle w:val="a2"/>
+              <w:ind w:firstLine="0"/>
+            </w:pPr>
+            <w:r>
+              <w:t>х</w:t>
+            </w:r>
+          </w:p>
+        </w:tc>
+        <w:tc>
+          <w:tcPr>
+            <w:tcW w:w="432" w:type="dxa"/>
+            <w:tcBorders>
+              <w:top w:val="single" w:sz="4" w:space="0" w:color="FFFFFF" w:themeColor="background1"/>
+              <w:right w:val="single" w:sz="4" w:space="0" w:color="FFFFFF" w:themeColor="background1"/>
+            </w:tcBorders>
+          </w:tcPr>
+          <w:p>
+            <w:pPr>
+              <w:pStyle w:val="a2"/>
+              <w:ind w:firstLine="0"/>
+            </w:pPr>
+          </w:p>
+        </w:tc>
+        <w:tc>
+          <w:tcPr>
+            <w:tcW w:w="432" w:type="dxa"/>
+            <w:tcBorders>
+              <w:top w:val="single" w:sz="4" w:space="0" w:color="FFFFFF" w:themeColor="background1"/>
+              <w:left w:val="single" w:sz="4" w:space="0" w:color="FFFFFF" w:themeColor="background1"/>
+              <w:bottom w:val="single" w:sz="4" w:space="0" w:color="FFFFFF" w:themeColor="background1"/>
+              <w:right w:val="single" w:sz="4" w:space="0" w:color="FFFFFF" w:themeColor="background1"/>
+            </w:tcBorders>
+          </w:tcPr>
+          <w:p>
+            <w:pPr>
+              <w:pStyle w:val="a2"/>
+              <w:ind w:firstLine="0"/>
+            </w:pPr>
+          </w:p>
+        </w:tc>
+      </w:tr>
+      <w:tr>
+        <w:trPr>
+          <w:trHeight w:val="483"/>
+        </w:trPr>
+        <w:tc>
+          <w:tcPr>
+            <w:tcW w:w="432" w:type="dxa"/>
+          </w:tcPr>
+          <w:p>
+            <w:pPr>
+              <w:pStyle w:val="a2"/>
+              <w:ind w:firstLine="0"/>
+              <w:rPr>
+                <w:lang w:val="en-US"/>
+              </w:rPr>
+            </w:pPr>
+            <w:r>
+              <w:rPr>
+                <w:lang w:val="en-US"/>
+              </w:rPr>
+              <w:t>6</w:t>
+            </w:r>
+          </w:p>
+        </w:tc>
+        <w:tc>
+          <w:tcPr>
+            <w:tcW w:w="432" w:type="dxa"/>
+          </w:tcPr>
+          <w:p>
+            <w:pPr>
+              <w:pStyle w:val="a2"/>
+              <w:ind w:firstLine="0"/>
+              <w:rPr>
+                <w:lang w:val="en-US"/>
+              </w:rPr>
+            </w:pPr>
+            <w:r>
+              <w:rPr>
+                <w:lang w:val="en-US"/>
+              </w:rPr>
+              <w:t>X</w:t>
+            </w:r>
+          </w:p>
+        </w:tc>
+        <w:tc>
+          <w:tcPr>
+            <w:tcW w:w="432" w:type="dxa"/>
+          </w:tcPr>
+          <w:p>
+            <w:pPr>
+              <w:pStyle w:val="a2"/>
+              <w:ind w:firstLine="0"/>
+              <w:rPr>
+                <w:lang w:val="en-US"/>
+              </w:rPr>
+            </w:pPr>
+            <w:r>
+              <w:rPr>
+                <w:lang w:val="en-US"/>
+              </w:rPr>
+              <w:t>x</w:t>
+            </w:r>
+          </w:p>
+        </w:tc>
+        <w:tc>
+          <w:tcPr>
+            <w:tcW w:w="432" w:type="dxa"/>
+          </w:tcPr>
+          <w:p>
+            <w:pPr>
+              <w:pStyle w:val="a2"/>
+              <w:ind w:firstLine="0"/>
+              <w:rPr>
+                <w:lang w:val="en-US"/>
+              </w:rPr>
+            </w:pPr>
+            <w:r>
+              <w:rPr>
+                <w:lang w:val="en-US"/>
+              </w:rPr>
+              <w:t>x</w:t>
+            </w:r>
+          </w:p>
+        </w:tc>
+        <w:tc>
+          <w:tcPr>
+            <w:tcW w:w="432" w:type="dxa"/>
+          </w:tcPr>
+          <w:p>
+            <w:pPr>
+              <w:pStyle w:val="a2"/>
+              <w:ind w:firstLine="0"/>
+              <w:rPr>
+                <w:lang w:val="en-US"/>
+              </w:rPr>
+            </w:pPr>
+            <w:r>
+              <w:rPr>
+                <w:lang w:val="en-US"/>
+              </w:rPr>
+              <w:t>x</w:t>
+            </w:r>
+          </w:p>
+        </w:tc>
+        <w:tc>
+          <w:tcPr>
+            <w:tcW w:w="432" w:type="dxa"/>
+          </w:tcPr>
+          <w:p>
+            <w:pPr>
+              <w:pStyle w:val="a2"/>
+              <w:ind w:firstLine="0"/>
+              <w:rPr>
+                <w:lang w:val="en-US"/>
+              </w:rPr>
+            </w:pPr>
+            <w:r>
+              <w:rPr>
+                <w:lang w:val="en-US"/>
+              </w:rPr>
+              <w:t>x</w:t>
+            </w:r>
+          </w:p>
+        </w:tc>
+        <w:tc>
+          <w:tcPr>
+            <w:tcW w:w="432" w:type="dxa"/>
+          </w:tcPr>
+          <w:p>
+            <w:pPr>
+              <w:pStyle w:val="a2"/>
+              <w:ind w:firstLine="0"/>
+              <w:rPr>
+                <w:lang w:val="en-US"/>
+              </w:rPr>
+            </w:pPr>
+            <w:r>
+              <w:rPr>
+                <w:lang w:val="en-US"/>
+              </w:rPr>
+              <w:t>x</w:t>
+            </w:r>
+          </w:p>
+        </w:tc>
+        <w:tc>
+          <w:tcPr>
+            <w:tcW w:w="432" w:type="dxa"/>
+            <w:tcBorders>
+              <w:top w:val="single" w:sz="4" w:space="0" w:color="FFFFFF" w:themeColor="background1"/>
+              <w:right w:val="single" w:sz="4" w:space="0" w:color="FFFFFF" w:themeColor="background1"/>
+            </w:tcBorders>
+          </w:tcPr>
+          <w:p>
+            <w:pPr>
+              <w:pStyle w:val="a2"/>
+              <w:ind w:firstLine="0"/>
+            </w:pPr>
+          </w:p>
+        </w:tc>
+      </w:tr>
+      <w:tr>
+        <w:trPr>
+          <w:trHeight w:val="483"/>
+        </w:trPr>
+        <w:tc>
+          <w:tcPr>
+            <w:tcW w:w="432" w:type="dxa"/>
+          </w:tcPr>
+          <w:p>
+            <w:pPr>
+              <w:pStyle w:val="a2"/>
+              <w:ind w:firstLine="0"/>
+              <w:rPr>
+                <w:lang w:val="en-US"/>
+              </w:rPr>
+            </w:pPr>
+            <w:r>
+              <w:rPr>
+                <w:lang w:val="en-US"/>
+              </w:rPr>
+              <w:t>7</w:t>
+            </w:r>
+          </w:p>
+        </w:tc>
+        <w:tc>
+          <w:tcPr>
+            <w:tcW w:w="432" w:type="dxa"/>
+          </w:tcPr>
+          <w:p>
+            <w:pPr>
+              <w:pStyle w:val="a2"/>
+              <w:ind w:firstLine="0"/>
+            </w:pPr>
+            <w:r>
+              <w:t>Х</w:t>
+            </w:r>
+          </w:p>
+        </w:tc>
+        <w:tc>
+          <w:tcPr>
+            <w:tcW w:w="432" w:type="dxa"/>
+          </w:tcPr>
+          <w:p>
+            <w:pPr>
+              <w:pStyle w:val="a2"/>
+              <w:ind w:firstLine="0"/>
+            </w:pPr>
+            <w:r>
+              <w:t>х</w:t>
+            </w:r>
+          </w:p>
+        </w:tc>
+        <w:tc>
+          <w:tcPr>
+            <w:tcW w:w="432" w:type="dxa"/>
+          </w:tcPr>
+          <w:p>
+            <w:pPr>
+              <w:pStyle w:val="a2"/>
+              <w:ind w:firstLine="0"/>
+            </w:pPr>
+            <w:r>
+              <w:t>х</w:t>
+            </w:r>
+          </w:p>
+        </w:tc>
+        <w:tc>
+          <w:tcPr>
+            <w:tcW w:w="432" w:type="dxa"/>
+          </w:tcPr>
+          <w:p>
+            <w:pPr>
+              <w:pStyle w:val="a2"/>
+              <w:ind w:firstLine="0"/>
+            </w:pPr>
+            <w:r>
+              <w:t>х</w:t>
+            </w:r>
+          </w:p>
+        </w:tc>
+        <w:tc>
+          <w:tcPr>
+            <w:tcW w:w="432" w:type="dxa"/>
+          </w:tcPr>
+          <w:p>
+            <w:pPr>
+              <w:pStyle w:val="a2"/>
+              <w:ind w:firstLine="0"/>
+            </w:pPr>
+            <w:r>
+              <w:t>х</w:t>
+            </w:r>
+          </w:p>
+        </w:tc>
+        <w:tc>
+          <w:tcPr>
+            <w:tcW w:w="432" w:type="dxa"/>
+          </w:tcPr>
+          <w:p>
+            <w:pPr>
+              <w:pStyle w:val="a2"/>
+              <w:ind w:firstLine="0"/>
+            </w:pPr>
+            <w:r>
+              <w:t>х</w:t>
+            </w:r>
+          </w:p>
+        </w:tc>
+        <w:tc>
+          <w:tcPr>
+            <w:tcW w:w="432" w:type="dxa"/>
+          </w:tcPr>
+          <w:p>
+            <w:pPr>
+              <w:pStyle w:val="a2"/>
+              <w:ind w:firstLine="0"/>
+              <w:rPr>
+                <w:lang w:val="en-US"/>
+              </w:rPr>
+            </w:pPr>
+            <w:r>
+              <w:rPr>
+                <w:lang w:val="en-US"/>
+              </w:rPr>
+              <w:t>x</w:t>
+            </w:r>
+          </w:p>
+        </w:tc>
+      </w:tr>
+      <w:tr>
+        <w:trPr>
+          <w:trHeight w:val="483"/>
+        </w:trPr>
+        <w:tc>
+          <w:tcPr>
+            <w:tcW w:w="432" w:type="dxa"/>
+          </w:tcPr>
+          <w:p>
+            <w:pPr>
+              <w:pStyle w:val="a2"/>
+              <w:ind w:firstLine="0"/>
+              <w:rPr>
+                <w:lang w:val="en-US"/>
+              </w:rPr>
+            </w:pPr>
+          </w:p>
+        </w:tc>
+        <w:tc>
+          <w:tcPr>
+            <w:tcW w:w="432" w:type="dxa"/>
+          </w:tcPr>
+          <w:p>
+            <w:pPr>
+              <w:pStyle w:val="a2"/>
+              <w:ind w:firstLine="0"/>
+              <w:rPr>
+                <w:lang w:val="en-US"/>
+              </w:rPr>
+            </w:pPr>
+            <w:r>
+              <w:rPr>
+                <w:lang w:val="en-US"/>
+              </w:rPr>
+              <w:t>0</w:t>
+            </w:r>
+          </w:p>
+        </w:tc>
+        <w:tc>
+          <w:tcPr>
+            <w:tcW w:w="432" w:type="dxa"/>
+          </w:tcPr>
+          <w:p>
+            <w:pPr>
+              <w:pStyle w:val="a2"/>
+              <w:ind w:firstLine="0"/>
+              <w:rPr>
+                <w:lang w:val="en-US"/>
+              </w:rPr>
+            </w:pPr>
+            <w:r>
+              <w:rPr>
+                <w:lang w:val="en-US"/>
+              </w:rPr>
+              <w:t>1</w:t>
+            </w:r>
+          </w:p>
+        </w:tc>
+        <w:tc>
+          <w:tcPr>
+            <w:tcW w:w="432" w:type="dxa"/>
+          </w:tcPr>
+          <w:p>
+            <w:pPr>
+              <w:pStyle w:val="a2"/>
+              <w:ind w:firstLine="0"/>
+              <w:rPr>
+                <w:lang w:val="en-US"/>
+              </w:rPr>
+            </w:pPr>
+            <w:r>
+              <w:rPr>
+                <w:lang w:val="en-US"/>
+              </w:rPr>
+              <w:t>2</w:t>
+            </w:r>
+          </w:p>
+        </w:tc>
+        <w:tc>
+          <w:tcPr>
+            <w:tcW w:w="432" w:type="dxa"/>
+          </w:tcPr>
+          <w:p>
+            <w:pPr>
+              <w:pStyle w:val="a2"/>
+              <w:ind w:firstLine="0"/>
+              <w:rPr>
+                <w:lang w:val="en-US"/>
+              </w:rPr>
+            </w:pPr>
+            <w:r>
+              <w:rPr>
+                <w:lang w:val="en-US"/>
+              </w:rPr>
+              <w:t>3</w:t>
+            </w:r>
+          </w:p>
+        </w:tc>
+        <w:tc>
+          <w:tcPr>
+            <w:tcW w:w="432" w:type="dxa"/>
+          </w:tcPr>
+          <w:p>
+            <w:pPr>
+              <w:pStyle w:val="a2"/>
+              <w:ind w:firstLine="0"/>
+              <w:rPr>
+                <w:lang w:val="en-US"/>
+              </w:rPr>
+            </w:pPr>
+            <w:r>
+              <w:rPr>
+                <w:lang w:val="en-US"/>
+              </w:rPr>
+              <w:t>4</w:t>
+            </w:r>
+          </w:p>
+        </w:tc>
+        <w:tc>
+          <w:tcPr>
+            <w:tcW w:w="432" w:type="dxa"/>
+          </w:tcPr>
+          <w:p>
+            <w:pPr>
+              <w:pStyle w:val="a2"/>
+              <w:ind w:firstLine="0"/>
+              <w:rPr>
+                <w:lang w:val="en-US"/>
+              </w:rPr>
+            </w:pPr>
+            <w:r>
+              <w:rPr>
+                <w:lang w:val="en-US"/>
+              </w:rPr>
+              <w:t>5</w:t>
+            </w:r>
+          </w:p>
+        </w:tc>
+        <w:tc>
+          <w:tcPr>
+            <w:tcW w:w="432" w:type="dxa"/>
+          </w:tcPr>
+          <w:p>
+            <w:pPr>
+              <w:pStyle w:val="a2"/>
+              <w:ind w:firstLine="0"/>
+              <w:rPr>
+                <w:lang w:val="en-US"/>
+              </w:rPr>
+            </w:pPr>
+            <w:r>
+              <w:rPr>
+                <w:lang w:val="en-US"/>
+              </w:rPr>
+              <w:t>6</w:t>
+            </w:r>
+          </w:p>
+        </w:tc>
+      </w:tr>
+    </w:tbl>
+    <w:p>
+      <w:pPr>
+        <w:pStyle w:val="a2"/>
+        <w:ind w:firstLine="0"/>
+      </w:pPr>
+    </w:p>
+    <w:p>
+      <w:pPr>
+        <w:pStyle w:val="a2"/>
+      </w:pPr>
+      <w:r>
+        <w:t>Так как все пары различимы, то нет эквивалентных состояний.</w:t>
+      </w:r>
+    </w:p>
+    <w:p>
+      <w:pPr>
+        <w:pStyle w:val="a2"/>
+      </w:pPr>
     </w:p>
     <w:p>
       <w:pPr>
@@ -4265,6 +5634,47 @@
       <w:pPr>
         <w:pStyle w:val="a2"/>
       </w:pPr>
+      <w:r>
+        <w:t>Так</w:t>
+      </w:r>
+      <w:r>
+        <w:t xml:space="preserve"> как</w:t>
+      </w:r>
+      <w:r>
+        <w:t xml:space="preserve"> не найдено ни</w:t>
+      </w:r>
+      <w:r>
+        <w:t xml:space="preserve"> эквивалентных состояний,</w:t>
+      </w:r>
+      <w:r>
+        <w:t xml:space="preserve"> ни </w:t>
+      </w:r>
+      <w:r>
+        <w:t>недостижимых состояний,</w:t>
+      </w:r>
+      <w:r>
+        <w:t xml:space="preserve"> ни </w:t>
+      </w:r>
+      <w:r>
+        <w:t>тупиковых состояний</w:t>
+      </w:r>
+      <w:r>
+        <w:t xml:space="preserve"> </w:t>
+      </w:r>
+      <w:r>
+        <w:t>автомат, представленный на рисунке</w:t>
+      </w:r>
+      <w:r>
+        <w:t xml:space="preserve"> 1</w:t>
+      </w:r>
+      <w:r>
+        <w:t xml:space="preserve"> является минимальным.</w:t>
+      </w:r>
+    </w:p>
+    <w:p>
+      <w:pPr>
+        <w:pStyle w:val="a2"/>
+      </w:pPr>
     </w:p>
     <w:p>
       <w:pPr>
@@ -4276,11 +5686,21 @@
     </w:p>
     <w:p>
       <w:pPr>
-        <w:spacing w:after="160" w:line="259" w:lineRule="auto"/>
-        <w:rPr>
-          <w:rFonts w:ascii="Times New Roman" w:hAnsi="Times New Roman" w:cs="Times New Roman"/>
-          <w:sz w:val="28"/>
-        </w:rPr>
+        <w:pStyle w:val="a2"/>
+      </w:pPr>
+      <w:r>
+        <w:t xml:space="preserve">Проверка </w:t>
+      </w:r>
+      <w:r>
+        <w:t>эквивалентности</w:t>
+      </w:r>
+      <w:r>
+        <w:t xml:space="preserve"> не производилась, поскольку автомат не изменился.</w:t>
+      </w:r>
+    </w:p>
+    <w:p>
+      <w:pPr>
+        <w:pStyle w:val="a2"/>
       </w:pPr>
     </w:p>
     <w:p>
@@ -4296,7 +5716,22 @@
         <w:pStyle w:val="a2"/>
       </w:pPr>
       <w:r>
-        <w:t>В результате выполнения работы произведена минимизация автомата, построенного при выполнении работы 2. Число состояний автомата сократилось с 10 до 5. Проверка эквивалентности исходного и минимизированного автоматов произведена в программе JFLAP</w:t>
+        <w:t xml:space="preserve">В результате выполнения работы </w:t>
+      </w:r>
+      <w:r>
+        <w:t>выполнены</w:t>
+      </w:r>
+      <w:r>
+        <w:t xml:space="preserve"> </w:t>
+      </w:r>
+      <w:r>
+        <w:t xml:space="preserve">методы для поиска возможных точек </w:t>
+      </w:r>
+      <w:r>
+        <w:t>минимизация автомата, построенного при выполнении работы 2</w:t>
+      </w:r>
+      <w:r>
+        <w:t>, однако автомат оказался уже минимальным, поэтому изменений не было.</w:t>
       </w:r>
     </w:p>
     <w:sectPr>
